--- a/Figures.docx
+++ b/Figures.docx
@@ -5,7 +5,7 @@
     <w:p>
       <w:r>
         <w:drawing>
-          <wp:anchor distT="0" distB="0" distL="114300" distR="114300" simplePos="0" relativeHeight="251659264" behindDoc="1" locked="0" layoutInCell="1" allowOverlap="1" wp14:anchorId="78D73040" wp14:editId="0930A33D">
+          <wp:anchor distT="0" distB="0" distL="114300" distR="114300" simplePos="0" relativeHeight="251659264" behindDoc="1" locked="0" layoutInCell="1" allowOverlap="1" wp14:anchorId="78D73040" wp14:editId="2DA450B6">
             <wp:simplePos x="0" y="0"/>
             <wp:positionH relativeFrom="column">
               <wp:posOffset>3263265</wp:posOffset>
@@ -36,7 +36,7 @@
                     <pic:cNvPicPr/>
                   </pic:nvPicPr>
                   <pic:blipFill>
-                    <a:blip r:embed="rId6" cstate="print">
+                    <a:blip r:embed="rId7" cstate="print">
                       <a:extLst>
                         <a:ext uri="{28A0092B-C50C-407E-A947-70E740481C1C}">
                           <a14:useLocalDpi xmlns:a14="http://schemas.microsoft.com/office/drawing/2010/main" val="0"/>
@@ -75,7 +75,7 @@
       </w:r>
       <w:r>
         <w:drawing>
-          <wp:anchor distT="0" distB="0" distL="114300" distR="114300" simplePos="0" relativeHeight="251658240" behindDoc="1" locked="0" layoutInCell="1" allowOverlap="1" wp14:anchorId="4BA0E093" wp14:editId="375E3167">
+          <wp:anchor distT="0" distB="0" distL="114300" distR="114300" simplePos="0" relativeHeight="251658240" behindDoc="1" locked="0" layoutInCell="1" allowOverlap="1" wp14:anchorId="4BA0E093" wp14:editId="18B3C761">
             <wp:simplePos x="0" y="0"/>
             <wp:positionH relativeFrom="column">
               <wp:posOffset>0</wp:posOffset>
@@ -106,7 +106,7 @@
                     <pic:cNvPicPr/>
                   </pic:nvPicPr>
                   <pic:blipFill>
-                    <a:blip r:embed="rId7">
+                    <a:blip r:embed="rId8">
                       <a:extLst>
                         <a:ext uri="{28A0092B-C50C-407E-A947-70E740481C1C}">
                           <a14:useLocalDpi xmlns:a14="http://schemas.microsoft.com/office/drawing/2010/main" val="0"/>
@@ -170,7 +170,7 @@
                     <pic:cNvPicPr/>
                   </pic:nvPicPr>
                   <pic:blipFill>
-                    <a:blip r:embed="rId8">
+                    <a:blip r:embed="rId9">
                       <a:extLst>
                         <a:ext uri="{28A0092B-C50C-407E-A947-70E740481C1C}">
                           <a14:useLocalDpi xmlns:a14="http://schemas.microsoft.com/office/drawing/2010/main" val="0"/>
@@ -235,7 +235,7 @@
                     <pic:cNvPicPr/>
                   </pic:nvPicPr>
                   <pic:blipFill>
-                    <a:blip r:embed="rId9">
+                    <a:blip r:embed="rId10">
                       <a:extLst>
                         <a:ext uri="{28A0092B-C50C-407E-A947-70E740481C1C}">
                           <a14:useLocalDpi xmlns:a14="http://schemas.microsoft.com/office/drawing/2010/main" val="0"/>
@@ -302,7 +302,7 @@
                     <pic:cNvPicPr/>
                   </pic:nvPicPr>
                   <pic:blipFill>
-                    <a:blip r:embed="rId10" cstate="print">
+                    <a:blip r:embed="rId11" cstate="print">
                       <a:extLst>
                         <a:ext uri="{28A0092B-C50C-407E-A947-70E740481C1C}">
                           <a14:useLocalDpi xmlns:a14="http://schemas.microsoft.com/office/drawing/2010/main" val="0"/>
@@ -373,7 +373,7 @@
                     <pic:cNvPicPr/>
                   </pic:nvPicPr>
                   <pic:blipFill>
-                    <a:blip r:embed="rId11"/>
+                    <a:blip r:embed="rId12"/>
                     <a:stretch>
                       <a:fillRect/>
                     </a:stretch>
@@ -417,7 +417,7 @@
                     <pic:cNvPicPr/>
                   </pic:nvPicPr>
                   <pic:blipFill>
-                    <a:blip r:embed="rId12"/>
+                    <a:blip r:embed="rId13"/>
                     <a:stretch>
                       <a:fillRect/>
                     </a:stretch>
@@ -460,7 +460,7 @@
                     <pic:cNvPicPr/>
                   </pic:nvPicPr>
                   <pic:blipFill>
-                    <a:blip r:embed="rId13"/>
+                    <a:blip r:embed="rId14"/>
                     <a:stretch>
                       <a:fillRect/>
                     </a:stretch>
@@ -494,48 +494,6 @@
                 <pic:pic xmlns:pic="http://schemas.openxmlformats.org/drawingml/2006/picture">
                   <pic:nvPicPr>
                     <pic:cNvPr id="2069929718" name=""/>
-                    <pic:cNvPicPr/>
-                  </pic:nvPicPr>
-                  <pic:blipFill>
-                    <a:blip r:embed="rId14"/>
-                    <a:stretch>
-                      <a:fillRect/>
-                    </a:stretch>
-                  </pic:blipFill>
-                  <pic:spPr>
-                    <a:xfrm>
-                      <a:off x="0" y="0"/>
-                      <a:ext cx="5731510" cy="1233805"/>
-                    </a:xfrm>
-                    <a:prstGeom prst="rect">
-                      <a:avLst/>
-                    </a:prstGeom>
-                  </pic:spPr>
-                </pic:pic>
-              </a:graphicData>
-            </a:graphic>
-          </wp:inline>
-        </w:drawing>
-      </w:r>
-    </w:p>
-    <w:p>
-      <w:pPr>
-        <w:ind w:firstLine="720"/>
-      </w:pPr>
-      <w:r>
-        <w:drawing>
-          <wp:inline distT="0" distB="0" distL="0" distR="0" wp14:anchorId="2D57EC8D" wp14:editId="6AB9CFD0">
-            <wp:extent cx="5731510" cy="1233805"/>
-            <wp:effectExtent l="0" t="0" r="2540" b="4445"/>
-            <wp:docPr id="13892726" name="Picture 1"/>
-            <wp:cNvGraphicFramePr>
-              <a:graphicFrameLocks xmlns:a="http://schemas.openxmlformats.org/drawingml/2006/main" noChangeAspect="1"/>
-            </wp:cNvGraphicFramePr>
-            <a:graphic xmlns:a="http://schemas.openxmlformats.org/drawingml/2006/main">
-              <a:graphicData uri="http://schemas.openxmlformats.org/drawingml/2006/picture">
-                <pic:pic xmlns:pic="http://schemas.openxmlformats.org/drawingml/2006/picture">
-                  <pic:nvPicPr>
-                    <pic:cNvPr id="13892726" name=""/>
                     <pic:cNvPicPr/>
                   </pic:nvPicPr>
                   <pic:blipFill>
@@ -565,6 +523,48 @@
         <w:ind w:firstLine="720"/>
       </w:pPr>
       <w:r>
+        <w:drawing>
+          <wp:inline distT="0" distB="0" distL="0" distR="0" wp14:anchorId="2D57EC8D" wp14:editId="6AB9CFD0">
+            <wp:extent cx="5731510" cy="1233805"/>
+            <wp:effectExtent l="0" t="0" r="2540" b="4445"/>
+            <wp:docPr id="13892726" name="Picture 1"/>
+            <wp:cNvGraphicFramePr>
+              <a:graphicFrameLocks xmlns:a="http://schemas.openxmlformats.org/drawingml/2006/main" noChangeAspect="1"/>
+            </wp:cNvGraphicFramePr>
+            <a:graphic xmlns:a="http://schemas.openxmlformats.org/drawingml/2006/main">
+              <a:graphicData uri="http://schemas.openxmlformats.org/drawingml/2006/picture">
+                <pic:pic xmlns:pic="http://schemas.openxmlformats.org/drawingml/2006/picture">
+                  <pic:nvPicPr>
+                    <pic:cNvPr id="13892726" name=""/>
+                    <pic:cNvPicPr/>
+                  </pic:nvPicPr>
+                  <pic:blipFill>
+                    <a:blip r:embed="rId16"/>
+                    <a:stretch>
+                      <a:fillRect/>
+                    </a:stretch>
+                  </pic:blipFill>
+                  <pic:spPr>
+                    <a:xfrm>
+                      <a:off x="0" y="0"/>
+                      <a:ext cx="5731510" cy="1233805"/>
+                    </a:xfrm>
+                    <a:prstGeom prst="rect">
+                      <a:avLst/>
+                    </a:prstGeom>
+                  </pic:spPr>
+                </pic:pic>
+              </a:graphicData>
+            </a:graphic>
+          </wp:inline>
+        </w:drawing>
+      </w:r>
+    </w:p>
+    <w:p>
+      <w:pPr>
+        <w:ind w:firstLine="720"/>
+      </w:pPr>
+      <w:r>
         <w:lastRenderedPageBreak/>
         <w:drawing>
           <wp:inline distT="0" distB="0" distL="0" distR="0" wp14:anchorId="1688120E" wp14:editId="18667A2E">
@@ -582,7 +582,7 @@
                     <pic:cNvPicPr/>
                   </pic:nvPicPr>
                   <pic:blipFill>
-                    <a:blip r:embed="rId16"/>
+                    <a:blip r:embed="rId17"/>
                     <a:stretch>
                       <a:fillRect/>
                     </a:stretch>
@@ -624,7 +624,7 @@
                     <pic:cNvPicPr/>
                   </pic:nvPicPr>
                   <pic:blipFill>
-                    <a:blip r:embed="rId17"/>
+                    <a:blip r:embed="rId18"/>
                     <a:stretch>
                       <a:fillRect/>
                     </a:stretch>
@@ -728,54 +728,6 @@
                 <pic:pic xmlns:pic="http://schemas.openxmlformats.org/drawingml/2006/picture">
                   <pic:nvPicPr>
                     <pic:cNvPr id="975407775" name=""/>
-                    <pic:cNvPicPr/>
-                  </pic:nvPicPr>
-                  <pic:blipFill>
-                    <a:blip r:embed="rId18"/>
-                    <a:stretch>
-                      <a:fillRect/>
-                    </a:stretch>
-                  </pic:blipFill>
-                  <pic:spPr>
-                    <a:xfrm>
-                      <a:off x="0" y="0"/>
-                      <a:ext cx="5731510" cy="1233805"/>
-                    </a:xfrm>
-                    <a:prstGeom prst="rect">
-                      <a:avLst/>
-                    </a:prstGeom>
-                  </pic:spPr>
-                </pic:pic>
-              </a:graphicData>
-            </a:graphic>
-          </wp:inline>
-        </w:drawing>
-      </w:r>
-    </w:p>
-    <w:p/>
-    <w:p>
-      <w:pPr>
-        <w:tabs>
-          <w:tab w:val="left" w:pos="1275"/>
-        </w:tabs>
-      </w:pPr>
-      <w:r>
-        <w:tab/>
-      </w:r>
-      <w:r>
-        <w:drawing>
-          <wp:inline distT="0" distB="0" distL="0" distR="0" wp14:anchorId="1097FDBB" wp14:editId="6D54A08B">
-            <wp:extent cx="5731510" cy="1233805"/>
-            <wp:effectExtent l="0" t="0" r="2540" b="4445"/>
-            <wp:docPr id="422288462" name="Picture 1"/>
-            <wp:cNvGraphicFramePr>
-              <a:graphicFrameLocks xmlns:a="http://schemas.openxmlformats.org/drawingml/2006/main" noChangeAspect="1"/>
-            </wp:cNvGraphicFramePr>
-            <a:graphic xmlns:a="http://schemas.openxmlformats.org/drawingml/2006/main">
-              <a:graphicData uri="http://schemas.openxmlformats.org/drawingml/2006/picture">
-                <pic:pic xmlns:pic="http://schemas.openxmlformats.org/drawingml/2006/picture">
-                  <pic:nvPicPr>
-                    <pic:cNvPr id="422288462" name=""/>
                     <pic:cNvPicPr/>
                   </pic:nvPicPr>
                   <pic:blipFill>
@@ -804,6 +756,54 @@
     <w:p>
       <w:pPr>
         <w:tabs>
+          <w:tab w:val="left" w:pos="1275"/>
+        </w:tabs>
+      </w:pPr>
+      <w:r>
+        <w:tab/>
+      </w:r>
+      <w:r>
+        <w:drawing>
+          <wp:inline distT="0" distB="0" distL="0" distR="0" wp14:anchorId="1097FDBB" wp14:editId="6D54A08B">
+            <wp:extent cx="5731510" cy="1233805"/>
+            <wp:effectExtent l="0" t="0" r="2540" b="4445"/>
+            <wp:docPr id="422288462" name="Picture 1"/>
+            <wp:cNvGraphicFramePr>
+              <a:graphicFrameLocks xmlns:a="http://schemas.openxmlformats.org/drawingml/2006/main" noChangeAspect="1"/>
+            </wp:cNvGraphicFramePr>
+            <a:graphic xmlns:a="http://schemas.openxmlformats.org/drawingml/2006/main">
+              <a:graphicData uri="http://schemas.openxmlformats.org/drawingml/2006/picture">
+                <pic:pic xmlns:pic="http://schemas.openxmlformats.org/drawingml/2006/picture">
+                  <pic:nvPicPr>
+                    <pic:cNvPr id="422288462" name=""/>
+                    <pic:cNvPicPr/>
+                  </pic:nvPicPr>
+                  <pic:blipFill>
+                    <a:blip r:embed="rId20"/>
+                    <a:stretch>
+                      <a:fillRect/>
+                    </a:stretch>
+                  </pic:blipFill>
+                  <pic:spPr>
+                    <a:xfrm>
+                      <a:off x="0" y="0"/>
+                      <a:ext cx="5731510" cy="1233805"/>
+                    </a:xfrm>
+                    <a:prstGeom prst="rect">
+                      <a:avLst/>
+                    </a:prstGeom>
+                  </pic:spPr>
+                </pic:pic>
+              </a:graphicData>
+            </a:graphic>
+          </wp:inline>
+        </w:drawing>
+      </w:r>
+    </w:p>
+    <w:p/>
+    <w:p>
+      <w:pPr>
+        <w:tabs>
           <w:tab w:val="left" w:pos="2850"/>
         </w:tabs>
       </w:pPr>
@@ -827,7 +827,7 @@
                     <pic:cNvPicPr/>
                   </pic:nvPicPr>
                   <pic:blipFill>
-                    <a:blip r:embed="rId20"/>
+                    <a:blip r:embed="rId21"/>
                     <a:stretch>
                       <a:fillRect/>
                     </a:stretch>
@@ -871,7 +871,7 @@
                     <pic:cNvPicPr/>
                   </pic:nvPicPr>
                   <pic:blipFill>
-                    <a:blip r:embed="rId21"/>
+                    <a:blip r:embed="rId22"/>
                     <a:stretch>
                       <a:fillRect/>
                     </a:stretch>
@@ -912,7 +912,7 @@
                     <pic:cNvPicPr/>
                   </pic:nvPicPr>
                   <pic:blipFill>
-                    <a:blip r:embed="rId22"/>
+                    <a:blip r:embed="rId23"/>
                     <a:stretch>
                       <a:fillRect/>
                     </a:stretch>
@@ -967,7 +967,7 @@
                     <pic:cNvPicPr/>
                   </pic:nvPicPr>
                   <pic:blipFill>
-                    <a:blip r:embed="rId23" cstate="print">
+                    <a:blip r:embed="rId24" cstate="print">
                       <a:extLst>
                         <a:ext uri="{28A0092B-C50C-407E-A947-70E740481C1C}">
                           <a14:useLocalDpi xmlns:a14="http://schemas.microsoft.com/office/drawing/2010/main" val="0"/>
@@ -1032,7 +1032,7 @@
                     <pic:cNvPicPr/>
                   </pic:nvPicPr>
                   <pic:blipFill>
-                    <a:blip r:embed="rId24" cstate="print">
+                    <a:blip r:embed="rId25" cstate="print">
                       <a:extLst>
                         <a:ext uri="{28A0092B-C50C-407E-A947-70E740481C1C}">
                           <a14:useLocalDpi xmlns:a14="http://schemas.microsoft.com/office/drawing/2010/main" val="0"/>
@@ -1091,7 +1091,7 @@
                     <pic:cNvPicPr/>
                   </pic:nvPicPr>
                   <pic:blipFill>
-                    <a:blip r:embed="rId25">
+                    <a:blip r:embed="rId26">
                       <a:extLst>
                         <a:ext uri="{28A0092B-C50C-407E-A947-70E740481C1C}">
                           <a14:useLocalDpi xmlns:a14="http://schemas.microsoft.com/office/drawing/2010/main" val="0"/>
@@ -1157,7 +1157,7 @@
                     <pic:cNvPicPr/>
                   </pic:nvPicPr>
                   <pic:blipFill>
-                    <a:blip r:embed="rId26"/>
+                    <a:blip r:embed="rId27"/>
                     <a:stretch>
                       <a:fillRect/>
                     </a:stretch>
@@ -1194,7 +1194,7 @@
                     <pic:cNvPicPr/>
                   </pic:nvPicPr>
                   <pic:blipFill>
-                    <a:blip r:embed="rId27"/>
+                    <a:blip r:embed="rId28"/>
                     <a:stretch>
                       <a:fillRect/>
                     </a:stretch>
@@ -1255,7 +1255,7 @@
                     <pic:cNvPicPr/>
                   </pic:nvPicPr>
                   <pic:blipFill>
-                    <a:blip r:embed="rId28">
+                    <a:blip r:embed="rId29">
                       <a:extLst>
                         <a:ext uri="{28A0092B-C50C-407E-A947-70E740481C1C}">
                           <a14:useLocalDpi xmlns:a14="http://schemas.microsoft.com/office/drawing/2010/main" val="0"/>
@@ -1366,7 +1366,7 @@
                     <pic:cNvPicPr/>
                   </pic:nvPicPr>
                   <pic:blipFill>
-                    <a:blip r:embed="rId29">
+                    <a:blip r:embed="rId30">
                       <a:extLst>
                         <a:ext uri="{28A0092B-C50C-407E-A947-70E740481C1C}">
                           <a14:useLocalDpi xmlns:a14="http://schemas.microsoft.com/office/drawing/2010/main" val="0"/>
@@ -1448,7 +1448,7 @@
                     <pic:cNvPicPr/>
                   </pic:nvPicPr>
                   <pic:blipFill>
-                    <a:blip r:embed="rId30"/>
+                    <a:blip r:embed="rId31"/>
                     <a:stretch>
                       <a:fillRect/>
                     </a:stretch>
@@ -1511,6 +1511,2203 @@
         <w:t xml:space="preserve">  peak amplitude: 0.0398</w:t>
       </w:r>
     </w:p>
+    <w:p/>
+    <w:p>
+      <w:r>
+        <w:t>Deep Neural Networks:</w:t>
+      </w:r>
+    </w:p>
+    <w:p>
+      <w:r>
+        <w:t>Firstly, DNN was trained over a 100 epochs with input being the entire pulse indexes from 25 to 185 in set1</w:t>
+      </w:r>
+      <w:r>
+        <w:t>(normalised)</w:t>
+      </w:r>
+      <w:r>
+        <w:t xml:space="preserve"> and 15 to 175 in set2</w:t>
+      </w:r>
+      <w:r>
+        <w:t>(normalised)</w:t>
+      </w:r>
+      <w:r>
+        <w:t xml:space="preserve"> to match the peak index. The trained DNN was then applied on the independent data without training on the independent data (from the </w:t>
+      </w:r>
+      <w:proofErr w:type="spellStart"/>
+      <w:r>
+        <w:t>AmBe</w:t>
+      </w:r>
+      <w:proofErr w:type="spellEnd"/>
+      <w:r>
+        <w:t xml:space="preserve"> source). </w:t>
+      </w:r>
+      <w:r>
+        <w:drawing>
+          <wp:inline distT="0" distB="0" distL="0" distR="0" wp14:anchorId="74214FAC" wp14:editId="020F8ED1">
+            <wp:extent cx="5731510" cy="1759585"/>
+            <wp:effectExtent l="0" t="0" r="2540" b="0"/>
+            <wp:docPr id="2035829531" name="Picture 1"/>
+            <wp:cNvGraphicFramePr>
+              <a:graphicFrameLocks xmlns:a="http://schemas.openxmlformats.org/drawingml/2006/main" noChangeAspect="1"/>
+            </wp:cNvGraphicFramePr>
+            <a:graphic xmlns:a="http://schemas.openxmlformats.org/drawingml/2006/main">
+              <a:graphicData uri="http://schemas.openxmlformats.org/drawingml/2006/picture">
+                <pic:pic xmlns:pic="http://schemas.openxmlformats.org/drawingml/2006/picture">
+                  <pic:nvPicPr>
+                    <pic:cNvPr id="2035829531" name=""/>
+                    <pic:cNvPicPr/>
+                  </pic:nvPicPr>
+                  <pic:blipFill>
+                    <a:blip r:embed="rId32"/>
+                    <a:stretch>
+                      <a:fillRect/>
+                    </a:stretch>
+                  </pic:blipFill>
+                  <pic:spPr>
+                    <a:xfrm>
+                      <a:off x="0" y="0"/>
+                      <a:ext cx="5731510" cy="1759585"/>
+                    </a:xfrm>
+                    <a:prstGeom prst="rect">
+                      <a:avLst/>
+                    </a:prstGeom>
+                  </pic:spPr>
+                </pic:pic>
+              </a:graphicData>
+            </a:graphic>
+          </wp:inline>
+        </w:drawing>
+      </w:r>
+    </w:p>
+    <w:p>
+      <w:r>
+        <w:drawing>
+          <wp:anchor distT="0" distB="0" distL="114300" distR="114300" simplePos="0" relativeHeight="251673600" behindDoc="1" locked="0" layoutInCell="1" allowOverlap="1" wp14:anchorId="12DA02D9" wp14:editId="07861865">
+            <wp:simplePos x="0" y="0"/>
+            <wp:positionH relativeFrom="column">
+              <wp:posOffset>3073400</wp:posOffset>
+            </wp:positionH>
+            <wp:positionV relativeFrom="paragraph">
+              <wp:posOffset>254847</wp:posOffset>
+            </wp:positionV>
+            <wp:extent cx="2875865" cy="1625600"/>
+            <wp:effectExtent l="0" t="0" r="1270" b="0"/>
+            <wp:wrapTight wrapText="bothSides">
+              <wp:wrapPolygon edited="0">
+                <wp:start x="0" y="0"/>
+                <wp:lineTo x="0" y="21263"/>
+                <wp:lineTo x="21466" y="21263"/>
+                <wp:lineTo x="21466" y="0"/>
+                <wp:lineTo x="0" y="0"/>
+              </wp:wrapPolygon>
+            </wp:wrapTight>
+            <wp:docPr id="24350033" name="Picture 1"/>
+            <wp:cNvGraphicFramePr>
+              <a:graphicFrameLocks xmlns:a="http://schemas.openxmlformats.org/drawingml/2006/main" noChangeAspect="1"/>
+            </wp:cNvGraphicFramePr>
+            <a:graphic xmlns:a="http://schemas.openxmlformats.org/drawingml/2006/main">
+              <a:graphicData uri="http://schemas.openxmlformats.org/drawingml/2006/picture">
+                <pic:pic xmlns:pic="http://schemas.openxmlformats.org/drawingml/2006/picture">
+                  <pic:nvPicPr>
+                    <pic:cNvPr id="24350033" name=""/>
+                    <pic:cNvPicPr/>
+                  </pic:nvPicPr>
+                  <pic:blipFill>
+                    <a:blip r:embed="rId33">
+                      <a:extLst>
+                        <a:ext uri="{28A0092B-C50C-407E-A947-70E740481C1C}">
+                          <a14:useLocalDpi xmlns:a14="http://schemas.microsoft.com/office/drawing/2010/main" val="0"/>
+                        </a:ext>
+                      </a:extLst>
+                    </a:blip>
+                    <a:stretch>
+                      <a:fillRect/>
+                    </a:stretch>
+                  </pic:blipFill>
+                  <pic:spPr>
+                    <a:xfrm>
+                      <a:off x="0" y="0"/>
+                      <a:ext cx="2875865" cy="1625600"/>
+                    </a:xfrm>
+                    <a:prstGeom prst="rect">
+                      <a:avLst/>
+                    </a:prstGeom>
+                  </pic:spPr>
+                </pic:pic>
+              </a:graphicData>
+            </a:graphic>
+          </wp:anchor>
+        </w:drawing>
+      </w:r>
+      <w:r>
+        <w:rPr>
+          <w:noProof/>
+        </w:rPr>
+        <mc:AlternateContent>
+          <mc:Choice Requires="wps">
+            <w:drawing>
+              <wp:anchor distT="0" distB="0" distL="114300" distR="114300" simplePos="0" relativeHeight="251671552" behindDoc="1" locked="0" layoutInCell="1" allowOverlap="1" wp14:anchorId="27D2A7EE" wp14:editId="091B60C4">
+                <wp:simplePos x="0" y="0"/>
+                <wp:positionH relativeFrom="column">
+                  <wp:posOffset>3072765</wp:posOffset>
+                </wp:positionH>
+                <wp:positionV relativeFrom="paragraph">
+                  <wp:posOffset>1929765</wp:posOffset>
+                </wp:positionV>
+                <wp:extent cx="2920365" cy="635"/>
+                <wp:effectExtent l="0" t="0" r="0" b="0"/>
+                <wp:wrapTight wrapText="bothSides">
+                  <wp:wrapPolygon edited="0">
+                    <wp:start x="0" y="0"/>
+                    <wp:lineTo x="0" y="21600"/>
+                    <wp:lineTo x="21600" y="21600"/>
+                    <wp:lineTo x="21600" y="0"/>
+                  </wp:wrapPolygon>
+                </wp:wrapTight>
+                <wp:docPr id="1285930537" name="Text Box 1"/>
+                <wp:cNvGraphicFramePr/>
+                <a:graphic xmlns:a="http://schemas.openxmlformats.org/drawingml/2006/main">
+                  <a:graphicData uri="http://schemas.microsoft.com/office/word/2010/wordprocessingShape">
+                    <wps:wsp>
+                      <wps:cNvSpPr txBox="1"/>
+                      <wps:spPr>
+                        <a:xfrm>
+                          <a:off x="0" y="0"/>
+                          <a:ext cx="2920365" cy="635"/>
+                        </a:xfrm>
+                        <a:prstGeom prst="rect">
+                          <a:avLst/>
+                        </a:prstGeom>
+                        <a:solidFill>
+                          <a:prstClr val="white"/>
+                        </a:solidFill>
+                        <a:ln>
+                          <a:noFill/>
+                        </a:ln>
+                      </wps:spPr>
+                      <wps:txbx>
+                        <w:txbxContent>
+                          <w:p>
+                            <w:pPr>
+                              <w:pStyle w:val="Caption"/>
+                              <w:rPr>
+                                <w:sz w:val="22"/>
+                                <w:szCs w:val="22"/>
+                              </w:rPr>
+                            </w:pPr>
+                            <w:r>
+                              <w:t xml:space="preserve">Figure </w:t>
+                            </w:r>
+                            <w:fldSimple w:instr=" SEQ Figure \* ARABIC ">
+                              <w:r>
+                                <w:rPr>
+                                  <w:noProof/>
+                                </w:rPr>
+                                <w:t>1</w:t>
+                              </w:r>
+                            </w:fldSimple>
+                            <w:r>
+                              <w:t xml:space="preserve"> Set 2 Neutrons are much more similar to Set 1 gamma than set1 neutron resulting in them being classified as gamma when set2 gamma are correctly classified</w:t>
+                            </w:r>
+                          </w:p>
+                        </w:txbxContent>
+                      </wps:txbx>
+                      <wps:bodyPr rot="0" spcFirstLastPara="0" vertOverflow="overflow" horzOverflow="overflow" vert="horz" wrap="square" lIns="0" tIns="0" rIns="0" bIns="0" numCol="1" spcCol="0" rtlCol="0" fromWordArt="0" anchor="t" anchorCtr="0" forceAA="0" compatLnSpc="1">
+                        <a:prstTxWarp prst="textNoShape">
+                          <a:avLst/>
+                        </a:prstTxWarp>
+                        <a:spAutoFit/>
+                      </wps:bodyPr>
+                    </wps:wsp>
+                  </a:graphicData>
+                </a:graphic>
+              </wp:anchor>
+            </w:drawing>
+          </mc:Choice>
+          <mc:Fallback>
+            <w:pict>
+              <v:shapetype w14:anchorId="27D2A7EE" id="_x0000_t202" coordsize="21600,21600" o:spt="202" path="m,l,21600r21600,l21600,xe">
+                <v:stroke joinstyle="miter"/>
+                <v:path gradientshapeok="t" o:connecttype="rect"/>
+              </v:shapetype>
+              <v:shape id="Text Box 1" o:spid="_x0000_s1026" type="#_x0000_t202" style="position:absolute;margin-left:241.95pt;margin-top:151.95pt;width:229.95pt;height:.05pt;z-index:-251644928;visibility:visible;mso-wrap-style:square;mso-wrap-distance-left:9pt;mso-wrap-distance-top:0;mso-wrap-distance-right:9pt;mso-wrap-distance-bottom:0;mso-position-horizontal:absolute;mso-position-horizontal-relative:text;mso-position-vertical:absolute;mso-position-vertical-relative:text;v-text-anchor:top" o:gfxdata="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" stroked="f">
+                <v:textbox style="mso-fit-shape-to-text:t" inset="0,0,0,0">
+                  <w:txbxContent>
+                    <w:p>
+                      <w:pPr>
+                        <w:pStyle w:val="Caption"/>
+                        <w:rPr>
+                          <w:sz w:val="22"/>
+                          <w:szCs w:val="22"/>
+                        </w:rPr>
+                      </w:pPr>
+                      <w:r>
+                        <w:t xml:space="preserve">Figure </w:t>
+                      </w:r>
+                      <w:fldSimple w:instr=" SEQ Figure \* ARABIC ">
+                        <w:r>
+                          <w:rPr>
+                            <w:noProof/>
+                          </w:rPr>
+                          <w:t>1</w:t>
+                        </w:r>
+                      </w:fldSimple>
+                      <w:r>
+                        <w:t xml:space="preserve"> Set 2 Neutrons are much more similar to Set 1 gamma than set1 neutron resulting in them being classified as gamma when set2 gamma are correctly classified</w:t>
+                      </w:r>
+                    </w:p>
+                  </w:txbxContent>
+                </v:textbox>
+                <w10:wrap type="tight"/>
+              </v:shape>
+            </w:pict>
+          </mc:Fallback>
+        </mc:AlternateContent>
+      </w:r>
+      <w:r>
+        <w:drawing>
+          <wp:anchor distT="0" distB="0" distL="114300" distR="114300" simplePos="0" relativeHeight="251669504" behindDoc="1" locked="0" layoutInCell="1" allowOverlap="1" wp14:anchorId="355CAB67" wp14:editId="3C5A4E37">
+            <wp:simplePos x="0" y="0"/>
+            <wp:positionH relativeFrom="column">
+              <wp:posOffset>609600</wp:posOffset>
+            </wp:positionH>
+            <wp:positionV relativeFrom="paragraph">
+              <wp:posOffset>120227</wp:posOffset>
+            </wp:positionV>
+            <wp:extent cx="2344748" cy="1947333"/>
+            <wp:effectExtent l="0" t="0" r="0" b="0"/>
+            <wp:wrapTight wrapText="bothSides">
+              <wp:wrapPolygon edited="0">
+                <wp:start x="0" y="0"/>
+                <wp:lineTo x="0" y="21346"/>
+                <wp:lineTo x="21413" y="21346"/>
+                <wp:lineTo x="21413" y="0"/>
+                <wp:lineTo x="0" y="0"/>
+              </wp:wrapPolygon>
+            </wp:wrapTight>
+            <wp:docPr id="1255485860" name="Picture 1"/>
+            <wp:cNvGraphicFramePr>
+              <a:graphicFrameLocks xmlns:a="http://schemas.openxmlformats.org/drawingml/2006/main" noChangeAspect="1"/>
+            </wp:cNvGraphicFramePr>
+            <a:graphic xmlns:a="http://schemas.openxmlformats.org/drawingml/2006/main">
+              <a:graphicData uri="http://schemas.openxmlformats.org/drawingml/2006/picture">
+                <pic:pic xmlns:pic="http://schemas.openxmlformats.org/drawingml/2006/picture">
+                  <pic:nvPicPr>
+                    <pic:cNvPr id="1255485860" name=""/>
+                    <pic:cNvPicPr/>
+                  </pic:nvPicPr>
+                  <pic:blipFill>
+                    <a:blip r:embed="rId34" cstate="print">
+                      <a:extLst>
+                        <a:ext uri="{28A0092B-C50C-407E-A947-70E740481C1C}">
+                          <a14:useLocalDpi xmlns:a14="http://schemas.microsoft.com/office/drawing/2010/main" val="0"/>
+                        </a:ext>
+                      </a:extLst>
+                    </a:blip>
+                    <a:stretch>
+                      <a:fillRect/>
+                    </a:stretch>
+                  </pic:blipFill>
+                  <pic:spPr>
+                    <a:xfrm>
+                      <a:off x="0" y="0"/>
+                      <a:ext cx="2344748" cy="1947333"/>
+                    </a:xfrm>
+                    <a:prstGeom prst="rect">
+                      <a:avLst/>
+                    </a:prstGeom>
+                  </pic:spPr>
+                </pic:pic>
+              </a:graphicData>
+            </a:graphic>
+          </wp:anchor>
+        </w:drawing>
+      </w:r>
+    </w:p>
+    <w:p/>
+    <w:p/>
+    <w:p/>
+    <w:p/>
+    <w:p/>
+    <w:p/>
+    <w:p/>
+    <w:p/>
+    <w:p>
+      <w:pPr>
+        <w:spacing w:after="0"/>
+      </w:pPr>
+      <w:r>
+        <w:rPr>
+          <w:highlight w:val="yellow"/>
+        </w:rPr>
+        <w:t>Set 1 Test Accuracy: 0.9959</w:t>
+      </w:r>
+    </w:p>
+    <w:p>
+      <w:pPr>
+        <w:spacing w:after="0"/>
+      </w:pPr>
+      <w:r>
+        <w:t>Loading Set 2 gamma...</w:t>
+      </w:r>
+    </w:p>
+    <w:p>
+      <w:pPr>
+        <w:spacing w:after="0"/>
+      </w:pPr>
+      <w:r>
+        <w:t>Loading Set 2 neutron...</w:t>
+      </w:r>
+    </w:p>
+    <w:p>
+      <w:pPr>
+        <w:spacing w:after="0"/>
+      </w:pPr>
+      <w:r>
+        <w:t>Set 2 — Gamma: (82129, 496) | Neutron: (72061, 496)</w:t>
+      </w:r>
+    </w:p>
+    <w:p>
+      <w:pPr>
+        <w:spacing w:after="0"/>
+      </w:pPr>
+      <w:r>
+        <w:t>After dropping metadata — Gamma: (82129, 496) | Neutron: (72061, 496)</w:t>
+      </w:r>
+    </w:p>
+    <w:p>
+      <w:pPr>
+        <w:spacing w:after="0"/>
+      </w:pPr>
+    </w:p>
+    <w:p>
+      <w:pPr>
+        <w:spacing w:after="0"/>
+      </w:pPr>
+      <w:r>
+        <w:t>Set 2 — X: (154188, 160) | y: (154188,)</w:t>
+      </w:r>
+    </w:p>
+    <w:p>
+      <w:pPr>
+        <w:spacing w:after="0"/>
+      </w:pPr>
+      <w:r>
+        <w:t>Set 1 input dim: 160 | Set 2 input dim: 160</w:t>
+      </w:r>
+    </w:p>
+    <w:p>
+      <w:pPr>
+        <w:spacing w:after="0"/>
+      </w:pPr>
+      <w:r>
+        <w:t xml:space="preserve">Set 2 Inference — </w:t>
+      </w:r>
+      <w:r>
+        <w:rPr>
+          <w:highlight w:val="yellow"/>
+        </w:rPr>
+        <w:t>Accuracy: 0.7944 | AUC: 0.9953</w:t>
+      </w:r>
+    </w:p>
+    <w:p/>
+    <w:p>
+      <w:r>
+        <w:t>Trying to understand if there is any underlying differences in input data that is causing the loss in accuracy.</w:t>
+      </w:r>
+    </w:p>
+    <w:p>
+      <w:r>
+        <w:drawing>
+          <wp:inline distT="0" distB="0" distL="0" distR="0" wp14:anchorId="3B8E0DFB" wp14:editId="19D07BEE">
+            <wp:extent cx="5731510" cy="1633855"/>
+            <wp:effectExtent l="0" t="0" r="2540" b="4445"/>
+            <wp:docPr id="1753387584" name="Picture 1"/>
+            <wp:cNvGraphicFramePr>
+              <a:graphicFrameLocks xmlns:a="http://schemas.openxmlformats.org/drawingml/2006/main" noChangeAspect="1"/>
+            </wp:cNvGraphicFramePr>
+            <a:graphic xmlns:a="http://schemas.openxmlformats.org/drawingml/2006/main">
+              <a:graphicData uri="http://schemas.openxmlformats.org/drawingml/2006/picture">
+                <pic:pic xmlns:pic="http://schemas.openxmlformats.org/drawingml/2006/picture">
+                  <pic:nvPicPr>
+                    <pic:cNvPr id="1753387584" name=""/>
+                    <pic:cNvPicPr/>
+                  </pic:nvPicPr>
+                  <pic:blipFill>
+                    <a:blip r:embed="rId35"/>
+                    <a:stretch>
+                      <a:fillRect/>
+                    </a:stretch>
+                  </pic:blipFill>
+                  <pic:spPr>
+                    <a:xfrm>
+                      <a:off x="0" y="0"/>
+                      <a:ext cx="5731510" cy="1633855"/>
+                    </a:xfrm>
+                    <a:prstGeom prst="rect">
+                      <a:avLst/>
+                    </a:prstGeom>
+                  </pic:spPr>
+                </pic:pic>
+              </a:graphicData>
+            </a:graphic>
+          </wp:inline>
+        </w:drawing>
+      </w:r>
+      <w:r>
+        <w:drawing>
+          <wp:anchor distT="0" distB="0" distL="114300" distR="114300" simplePos="0" relativeHeight="251672576" behindDoc="1" locked="0" layoutInCell="1" allowOverlap="1" wp14:anchorId="0B348A45" wp14:editId="6E2F2403">
+            <wp:simplePos x="0" y="0"/>
+            <wp:positionH relativeFrom="column">
+              <wp:posOffset>0</wp:posOffset>
+            </wp:positionH>
+            <wp:positionV relativeFrom="paragraph">
+              <wp:posOffset>0</wp:posOffset>
+            </wp:positionV>
+            <wp:extent cx="5731510" cy="1633855"/>
+            <wp:effectExtent l="0" t="0" r="2540" b="4445"/>
+            <wp:wrapTight wrapText="bothSides">
+              <wp:wrapPolygon edited="0">
+                <wp:start x="0" y="0"/>
+                <wp:lineTo x="0" y="21407"/>
+                <wp:lineTo x="21538" y="21407"/>
+                <wp:lineTo x="21538" y="0"/>
+                <wp:lineTo x="0" y="0"/>
+              </wp:wrapPolygon>
+            </wp:wrapTight>
+            <wp:docPr id="1275073806" name="Picture 1"/>
+            <wp:cNvGraphicFramePr>
+              <a:graphicFrameLocks xmlns:a="http://schemas.openxmlformats.org/drawingml/2006/main" noChangeAspect="1"/>
+            </wp:cNvGraphicFramePr>
+            <a:graphic xmlns:a="http://schemas.openxmlformats.org/drawingml/2006/main">
+              <a:graphicData uri="http://schemas.openxmlformats.org/drawingml/2006/picture">
+                <pic:pic xmlns:pic="http://schemas.openxmlformats.org/drawingml/2006/picture">
+                  <pic:nvPicPr>
+                    <pic:cNvPr id="1275073806" name=""/>
+                    <pic:cNvPicPr/>
+                  </pic:nvPicPr>
+                  <pic:blipFill>
+                    <a:blip r:embed="rId36" cstate="print">
+                      <a:extLst>
+                        <a:ext uri="{28A0092B-C50C-407E-A947-70E740481C1C}">
+                          <a14:useLocalDpi xmlns:a14="http://schemas.microsoft.com/office/drawing/2010/main" val="0"/>
+                        </a:ext>
+                      </a:extLst>
+                    </a:blip>
+                    <a:stretch>
+                      <a:fillRect/>
+                    </a:stretch>
+                  </pic:blipFill>
+                  <pic:spPr>
+                    <a:xfrm>
+                      <a:off x="0" y="0"/>
+                      <a:ext cx="5731510" cy="1633855"/>
+                    </a:xfrm>
+                    <a:prstGeom prst="rect">
+                      <a:avLst/>
+                    </a:prstGeom>
+                  </pic:spPr>
+                </pic:pic>
+              </a:graphicData>
+            </a:graphic>
+          </wp:anchor>
+        </w:drawing>
+      </w:r>
+    </w:p>
+    <w:p/>
+    <w:p>
+      <w:r>
+        <w:t>So now, first check the cleanliness of the independent data, plot the scatter plot.</w:t>
+      </w:r>
+    </w:p>
+    <w:p>
+      <w:r>
+        <w:t xml:space="preserve">Second, check the </w:t>
+      </w:r>
+      <w:proofErr w:type="spellStart"/>
+      <w:r>
+        <w:t>dnn</w:t>
+      </w:r>
+      <w:proofErr w:type="spellEnd"/>
+      <w:r>
+        <w:t xml:space="preserve"> performance when instead of the entire dataset, only certain parameters are input (</w:t>
+      </w:r>
+      <w:r>
+        <w:t>CCM ratio, CCM weighted ratio, Tail slope, Tail curvature)</w:t>
+      </w:r>
+    </w:p>
+    <w:p>
+      <w:r>
+        <w:t xml:space="preserve">Third, try implementing other classifiers like random forest, </w:t>
+      </w:r>
+      <w:proofErr w:type="spellStart"/>
+      <w:r>
+        <w:t>XGBoost</w:t>
+      </w:r>
+      <w:proofErr w:type="spellEnd"/>
+      <w:r>
+        <w:t>, Gradient boost,</w:t>
+      </w:r>
+    </w:p>
+    <w:p>
+      <w:r>
+        <w:t>Fourth try swapping set1 and set2</w:t>
+      </w:r>
+    </w:p>
+    <w:p>
+      <w:pPr>
+        <w:rPr>
+          <w:noProof/>
+        </w:rPr>
+      </w:pPr>
+      <w:r>
+        <w:t xml:space="preserve">  </w:t>
+      </w:r>
+      <w:r>
+        <w:rPr>
+          <w:noProof/>
+        </w:rPr>
+        <w:t xml:space="preserve"> </w:t>
+      </w:r>
+    </w:p>
+    <w:p/>
+    <w:p>
+      <w:r>
+        <w:drawing>
+          <wp:anchor distT="0" distB="0" distL="114300" distR="114300" simplePos="0" relativeHeight="251677696" behindDoc="1" locked="0" layoutInCell="1" allowOverlap="1" wp14:anchorId="1C8117EF" wp14:editId="7D13366C">
+            <wp:simplePos x="0" y="0"/>
+            <wp:positionH relativeFrom="margin">
+              <wp:posOffset>-136525</wp:posOffset>
+            </wp:positionH>
+            <wp:positionV relativeFrom="paragraph">
+              <wp:posOffset>237490</wp:posOffset>
+            </wp:positionV>
+            <wp:extent cx="3008630" cy="2136775"/>
+            <wp:effectExtent l="0" t="0" r="1270" b="0"/>
+            <wp:wrapTight wrapText="bothSides">
+              <wp:wrapPolygon edited="0">
+                <wp:start x="0" y="0"/>
+                <wp:lineTo x="0" y="21375"/>
+                <wp:lineTo x="21472" y="21375"/>
+                <wp:lineTo x="21472" y="0"/>
+                <wp:lineTo x="0" y="0"/>
+              </wp:wrapPolygon>
+            </wp:wrapTight>
+            <wp:docPr id="2096056078" name="Picture 1"/>
+            <wp:cNvGraphicFramePr>
+              <a:graphicFrameLocks xmlns:a="http://schemas.openxmlformats.org/drawingml/2006/main" noChangeAspect="1"/>
+            </wp:cNvGraphicFramePr>
+            <a:graphic xmlns:a="http://schemas.openxmlformats.org/drawingml/2006/main">
+              <a:graphicData uri="http://schemas.openxmlformats.org/drawingml/2006/picture">
+                <pic:pic xmlns:pic="http://schemas.openxmlformats.org/drawingml/2006/picture">
+                  <pic:nvPicPr>
+                    <pic:cNvPr id="2096056078" name=""/>
+                    <pic:cNvPicPr/>
+                  </pic:nvPicPr>
+                  <pic:blipFill>
+                    <a:blip r:embed="rId37">
+                      <a:extLst>
+                        <a:ext uri="{28A0092B-C50C-407E-A947-70E740481C1C}">
+                          <a14:useLocalDpi xmlns:a14="http://schemas.microsoft.com/office/drawing/2010/main" val="0"/>
+                        </a:ext>
+                      </a:extLst>
+                    </a:blip>
+                    <a:stretch>
+                      <a:fillRect/>
+                    </a:stretch>
+                  </pic:blipFill>
+                  <pic:spPr>
+                    <a:xfrm>
+                      <a:off x="0" y="0"/>
+                      <a:ext cx="3008630" cy="2136775"/>
+                    </a:xfrm>
+                    <a:prstGeom prst="rect">
+                      <a:avLst/>
+                    </a:prstGeom>
+                  </pic:spPr>
+                </pic:pic>
+              </a:graphicData>
+            </a:graphic>
+            <wp14:sizeRelH relativeFrom="margin">
+              <wp14:pctWidth>0</wp14:pctWidth>
+            </wp14:sizeRelH>
+            <wp14:sizeRelV relativeFrom="margin">
+              <wp14:pctHeight>0</wp14:pctHeight>
+            </wp14:sizeRelV>
+          </wp:anchor>
+        </w:drawing>
+      </w:r>
+      <w:r>
+        <w:drawing>
+          <wp:anchor distT="0" distB="0" distL="114300" distR="114300" simplePos="0" relativeHeight="251676672" behindDoc="1" locked="0" layoutInCell="1" allowOverlap="1" wp14:anchorId="6A107871" wp14:editId="24638227">
+            <wp:simplePos x="0" y="0"/>
+            <wp:positionH relativeFrom="column">
+              <wp:posOffset>2703195</wp:posOffset>
+            </wp:positionH>
+            <wp:positionV relativeFrom="paragraph">
+              <wp:posOffset>254635</wp:posOffset>
+            </wp:positionV>
+            <wp:extent cx="2985135" cy="2120265"/>
+            <wp:effectExtent l="0" t="0" r="5715" b="0"/>
+            <wp:wrapTight wrapText="bothSides">
+              <wp:wrapPolygon edited="0">
+                <wp:start x="0" y="0"/>
+                <wp:lineTo x="0" y="21348"/>
+                <wp:lineTo x="21504" y="21348"/>
+                <wp:lineTo x="21504" y="0"/>
+                <wp:lineTo x="0" y="0"/>
+              </wp:wrapPolygon>
+            </wp:wrapTight>
+            <wp:docPr id="417748096" name="Picture 1"/>
+            <wp:cNvGraphicFramePr>
+              <a:graphicFrameLocks xmlns:a="http://schemas.openxmlformats.org/drawingml/2006/main" noChangeAspect="1"/>
+            </wp:cNvGraphicFramePr>
+            <a:graphic xmlns:a="http://schemas.openxmlformats.org/drawingml/2006/main">
+              <a:graphicData uri="http://schemas.openxmlformats.org/drawingml/2006/picture">
+                <pic:pic xmlns:pic="http://schemas.openxmlformats.org/drawingml/2006/picture">
+                  <pic:nvPicPr>
+                    <pic:cNvPr id="417748096" name=""/>
+                    <pic:cNvPicPr/>
+                  </pic:nvPicPr>
+                  <pic:blipFill>
+                    <a:blip r:embed="rId38">
+                      <a:extLst>
+                        <a:ext uri="{28A0092B-C50C-407E-A947-70E740481C1C}">
+                          <a14:useLocalDpi xmlns:a14="http://schemas.microsoft.com/office/drawing/2010/main" val="0"/>
+                        </a:ext>
+                      </a:extLst>
+                    </a:blip>
+                    <a:stretch>
+                      <a:fillRect/>
+                    </a:stretch>
+                  </pic:blipFill>
+                  <pic:spPr>
+                    <a:xfrm>
+                      <a:off x="0" y="0"/>
+                      <a:ext cx="2985135" cy="2120265"/>
+                    </a:xfrm>
+                    <a:prstGeom prst="rect">
+                      <a:avLst/>
+                    </a:prstGeom>
+                  </pic:spPr>
+                </pic:pic>
+              </a:graphicData>
+            </a:graphic>
+            <wp14:sizeRelH relativeFrom="margin">
+              <wp14:pctWidth>0</wp14:pctWidth>
+            </wp14:sizeRelH>
+            <wp14:sizeRelV relativeFrom="margin">
+              <wp14:pctHeight>0</wp14:pctHeight>
+            </wp14:sizeRelV>
+          </wp:anchor>
+        </w:drawing>
+      </w:r>
+      <w:r>
+        <w:t>Scatter plots for set2</w:t>
+      </w:r>
+    </w:p>
+    <w:p/>
+    <w:p>
+      <w:r>
+        <w:t>Since many outliers can be seen in the scatter plot, pile up cases were checked in set2</w:t>
+      </w:r>
+    </w:p>
+    <w:p>
+      <w:r>
+        <w:drawing>
+          <wp:inline distT="0" distB="0" distL="0" distR="0" wp14:anchorId="5F815265" wp14:editId="3231305F">
+            <wp:extent cx="5731510" cy="2440940"/>
+            <wp:effectExtent l="0" t="0" r="2540" b="0"/>
+            <wp:docPr id="1941791980" name="Picture 1"/>
+            <wp:cNvGraphicFramePr>
+              <a:graphicFrameLocks xmlns:a="http://schemas.openxmlformats.org/drawingml/2006/main" noChangeAspect="1"/>
+            </wp:cNvGraphicFramePr>
+            <a:graphic xmlns:a="http://schemas.openxmlformats.org/drawingml/2006/main">
+              <a:graphicData uri="http://schemas.openxmlformats.org/drawingml/2006/picture">
+                <pic:pic xmlns:pic="http://schemas.openxmlformats.org/drawingml/2006/picture">
+                  <pic:nvPicPr>
+                    <pic:cNvPr id="1941791980" name=""/>
+                    <pic:cNvPicPr/>
+                  </pic:nvPicPr>
+                  <pic:blipFill>
+                    <a:blip r:embed="rId39"/>
+                    <a:stretch>
+                      <a:fillRect/>
+                    </a:stretch>
+                  </pic:blipFill>
+                  <pic:spPr>
+                    <a:xfrm>
+                      <a:off x="0" y="0"/>
+                      <a:ext cx="5731510" cy="2440940"/>
+                    </a:xfrm>
+                    <a:prstGeom prst="rect">
+                      <a:avLst/>
+                    </a:prstGeom>
+                  </pic:spPr>
+                </pic:pic>
+              </a:graphicData>
+            </a:graphic>
+          </wp:inline>
+        </w:drawing>
+      </w:r>
+    </w:p>
+    <w:p/>
+    <w:p>
+      <w:r>
+        <w:t>Deep Neural Network when only ccm and ccm weighted are input as parameters</w:t>
+      </w:r>
+    </w:p>
+    <w:p>
+      <w:pPr>
+        <w:pStyle w:val="ListParagraph"/>
+        <w:numPr>
+          <w:ilvl w:val="0"/>
+          <w:numId w:val="1"/>
+        </w:numPr>
+      </w:pPr>
+      <w:r>
+        <w:t xml:space="preserve">CCM calculated on the basis of peak index </w:t>
+      </w:r>
+    </w:p>
+    <w:p>
+      <w:pPr>
+        <w:spacing w:after="0"/>
+      </w:pPr>
+      <w:r>
+        <w:t>Set 1 Test Accuracy: 0.9373</w:t>
+      </w:r>
+    </w:p>
+    <w:p>
+      <w:pPr>
+        <w:spacing w:after="0"/>
+      </w:pPr>
+      <w:r>
+        <w:t xml:space="preserve">Set 2 Inference — </w:t>
+      </w:r>
+      <w:proofErr w:type="spellStart"/>
+      <w:r>
+        <w:t>Acc</w:t>
+      </w:r>
+      <w:proofErr w:type="spellEnd"/>
+      <w:r>
+        <w:t>: 0.6147 | AUC: 0.9999</w:t>
+      </w:r>
+    </w:p>
+    <w:p>
+      <w:r>
+        <w:drawing>
+          <wp:inline distT="0" distB="0" distL="0" distR="0" wp14:anchorId="3B8BBEED" wp14:editId="7FA08E82">
+            <wp:extent cx="5731510" cy="1760855"/>
+            <wp:effectExtent l="0" t="0" r="2540" b="0"/>
+            <wp:docPr id="108893638" name="Picture 1"/>
+            <wp:cNvGraphicFramePr>
+              <a:graphicFrameLocks xmlns:a="http://schemas.openxmlformats.org/drawingml/2006/main" noChangeAspect="1"/>
+            </wp:cNvGraphicFramePr>
+            <a:graphic xmlns:a="http://schemas.openxmlformats.org/drawingml/2006/main">
+              <a:graphicData uri="http://schemas.openxmlformats.org/drawingml/2006/picture">
+                <pic:pic xmlns:pic="http://schemas.openxmlformats.org/drawingml/2006/picture">
+                  <pic:nvPicPr>
+                    <pic:cNvPr id="108893638" name=""/>
+                    <pic:cNvPicPr/>
+                  </pic:nvPicPr>
+                  <pic:blipFill>
+                    <a:blip r:embed="rId40"/>
+                    <a:stretch>
+                      <a:fillRect/>
+                    </a:stretch>
+                  </pic:blipFill>
+                  <pic:spPr>
+                    <a:xfrm>
+                      <a:off x="0" y="0"/>
+                      <a:ext cx="5731510" cy="1760855"/>
+                    </a:xfrm>
+                    <a:prstGeom prst="rect">
+                      <a:avLst/>
+                    </a:prstGeom>
+                  </pic:spPr>
+                </pic:pic>
+              </a:graphicData>
+            </a:graphic>
+          </wp:inline>
+        </w:drawing>
+      </w:r>
+    </w:p>
+    <w:p>
+      <w:r>
+        <w:drawing>
+          <wp:inline distT="0" distB="0" distL="0" distR="0" wp14:anchorId="3EA48241" wp14:editId="390F1A90">
+            <wp:extent cx="5731510" cy="1429385"/>
+            <wp:effectExtent l="0" t="0" r="2540" b="0"/>
+            <wp:docPr id="1235604626" name="Picture 1"/>
+            <wp:cNvGraphicFramePr>
+              <a:graphicFrameLocks xmlns:a="http://schemas.openxmlformats.org/drawingml/2006/main" noChangeAspect="1"/>
+            </wp:cNvGraphicFramePr>
+            <a:graphic xmlns:a="http://schemas.openxmlformats.org/drawingml/2006/main">
+              <a:graphicData uri="http://schemas.openxmlformats.org/drawingml/2006/picture">
+                <pic:pic xmlns:pic="http://schemas.openxmlformats.org/drawingml/2006/picture">
+                  <pic:nvPicPr>
+                    <pic:cNvPr id="1235604626" name=""/>
+                    <pic:cNvPicPr/>
+                  </pic:nvPicPr>
+                  <pic:blipFill>
+                    <a:blip r:embed="rId41"/>
+                    <a:stretch>
+                      <a:fillRect/>
+                    </a:stretch>
+                  </pic:blipFill>
+                  <pic:spPr>
+                    <a:xfrm>
+                      <a:off x="0" y="0"/>
+                      <a:ext cx="5731510" cy="1429385"/>
+                    </a:xfrm>
+                    <a:prstGeom prst="rect">
+                      <a:avLst/>
+                    </a:prstGeom>
+                  </pic:spPr>
+                </pic:pic>
+              </a:graphicData>
+            </a:graphic>
+          </wp:inline>
+        </w:drawing>
+      </w:r>
+    </w:p>
+    <w:p/>
+    <w:p>
+      <w:pPr>
+        <w:pStyle w:val="ListParagraph"/>
+        <w:numPr>
+          <w:ilvl w:val="0"/>
+          <w:numId w:val="1"/>
+        </w:numPr>
+      </w:pPr>
+      <w:r>
+        <w:t xml:space="preserve">CCM calculated on the </w:t>
+      </w:r>
+      <w:r>
+        <w:t>at fixed split (55 for set1 and 35 for set2)</w:t>
+      </w:r>
+    </w:p>
+    <w:p>
+      <w:pPr>
+        <w:spacing w:after="0"/>
+      </w:pPr>
+      <w:r>
+        <w:t>Set 1 Test Accuracy: 0.9358</w:t>
+      </w:r>
+    </w:p>
+    <w:p>
+      <w:pPr>
+        <w:spacing w:after="0"/>
+      </w:pPr>
+      <w:r>
+        <w:t xml:space="preserve">Set 2 Inference — </w:t>
+      </w:r>
+      <w:proofErr w:type="spellStart"/>
+      <w:r>
+        <w:t>Acc</w:t>
+      </w:r>
+      <w:proofErr w:type="spellEnd"/>
+      <w:r>
+        <w:t>: 0.6201 | AUC: 0.9995</w:t>
+      </w:r>
+    </w:p>
+    <w:p>
+      <w:pPr>
+        <w:spacing w:after="0"/>
+      </w:pPr>
+      <w:r>
+        <w:lastRenderedPageBreak/>
+        <w:drawing>
+          <wp:inline distT="0" distB="0" distL="0" distR="0" wp14:anchorId="13A66A76" wp14:editId="6D54D56C">
+            <wp:extent cx="5731510" cy="1760855"/>
+            <wp:effectExtent l="0" t="0" r="2540" b="0"/>
+            <wp:docPr id="503357007" name="Picture 1"/>
+            <wp:cNvGraphicFramePr>
+              <a:graphicFrameLocks xmlns:a="http://schemas.openxmlformats.org/drawingml/2006/main" noChangeAspect="1"/>
+            </wp:cNvGraphicFramePr>
+            <a:graphic xmlns:a="http://schemas.openxmlformats.org/drawingml/2006/main">
+              <a:graphicData uri="http://schemas.openxmlformats.org/drawingml/2006/picture">
+                <pic:pic xmlns:pic="http://schemas.openxmlformats.org/drawingml/2006/picture">
+                  <pic:nvPicPr>
+                    <pic:cNvPr id="503357007" name=""/>
+                    <pic:cNvPicPr/>
+                  </pic:nvPicPr>
+                  <pic:blipFill>
+                    <a:blip r:embed="rId42"/>
+                    <a:stretch>
+                      <a:fillRect/>
+                    </a:stretch>
+                  </pic:blipFill>
+                  <pic:spPr>
+                    <a:xfrm>
+                      <a:off x="0" y="0"/>
+                      <a:ext cx="5731510" cy="1760855"/>
+                    </a:xfrm>
+                    <a:prstGeom prst="rect">
+                      <a:avLst/>
+                    </a:prstGeom>
+                  </pic:spPr>
+                </pic:pic>
+              </a:graphicData>
+            </a:graphic>
+          </wp:inline>
+        </w:drawing>
+      </w:r>
+    </w:p>
+    <w:p>
+      <w:pPr>
+        <w:pStyle w:val="ListParagraph"/>
+        <w:spacing w:after="0"/>
+      </w:pPr>
+    </w:p>
+    <w:p>
+      <w:pPr>
+        <w:pStyle w:val="ListParagraph"/>
+        <w:numPr>
+          <w:ilvl w:val="0"/>
+          <w:numId w:val="1"/>
+        </w:numPr>
+      </w:pPr>
+      <w:r>
+        <w:t xml:space="preserve">Deep neural Network with the entire dataset as input </w:t>
+      </w:r>
+    </w:p>
+    <w:p>
+      <w:r>
+        <w:t>Step by Step:</w:t>
+      </w:r>
+      <w:r>
+        <w:tab/>
+        <w:t xml:space="preserve">Input taken from both set1 and set2 </w:t>
+      </w:r>
+      <w:r>
+        <w:sym w:font="Wingdings" w:char="F0E0"/>
+      </w:r>
+      <w:r>
+        <w:t xml:space="preserve"> smoothened with a moving average method (window=5) </w:t>
+      </w:r>
+      <w:r>
+        <w:sym w:font="Wingdings" w:char="F0E0"/>
+      </w:r>
+      <w:r>
+        <w:t xml:space="preserve"> peak is aligned at a predetermined index = 35) so that both the datasets have equality</w:t>
+      </w:r>
+      <w:r>
+        <w:sym w:font="Wingdings" w:char="F0E0"/>
+      </w:r>
+      <w:r>
+        <w:t xml:space="preserve"> </w:t>
+      </w:r>
+      <w:proofErr w:type="spellStart"/>
+      <w:r>
+        <w:t>dnn</w:t>
+      </w:r>
+      <w:proofErr w:type="spellEnd"/>
+      <w:r>
+        <w:t xml:space="preserve"> input being pulse length =150 index values of set1</w:t>
+      </w:r>
+      <w:r>
+        <w:sym w:font="Wingdings" w:char="F0E0"/>
+      </w:r>
+      <w:r>
+        <w:t xml:space="preserve"> </w:t>
+      </w:r>
+    </w:p>
+    <w:p>
+      <w:r>
+        <w:drawing>
+          <wp:inline distT="0" distB="0" distL="0" distR="0" wp14:anchorId="3F833DB3" wp14:editId="11EB575C">
+            <wp:extent cx="5731510" cy="834390"/>
+            <wp:effectExtent l="0" t="0" r="2540" b="3810"/>
+            <wp:docPr id="452320635" name="Picture 1"/>
+            <wp:cNvGraphicFramePr>
+              <a:graphicFrameLocks xmlns:a="http://schemas.openxmlformats.org/drawingml/2006/main" noChangeAspect="1"/>
+            </wp:cNvGraphicFramePr>
+            <a:graphic xmlns:a="http://schemas.openxmlformats.org/drawingml/2006/main">
+              <a:graphicData uri="http://schemas.openxmlformats.org/drawingml/2006/picture">
+                <pic:pic xmlns:pic="http://schemas.openxmlformats.org/drawingml/2006/picture">
+                  <pic:nvPicPr>
+                    <pic:cNvPr id="452320635" name=""/>
+                    <pic:cNvPicPr/>
+                  </pic:nvPicPr>
+                  <pic:blipFill>
+                    <a:blip r:embed="rId43"/>
+                    <a:stretch>
+                      <a:fillRect/>
+                    </a:stretch>
+                  </pic:blipFill>
+                  <pic:spPr>
+                    <a:xfrm>
+                      <a:off x="0" y="0"/>
+                      <a:ext cx="5731510" cy="834390"/>
+                    </a:xfrm>
+                    <a:prstGeom prst="rect">
+                      <a:avLst/>
+                    </a:prstGeom>
+                  </pic:spPr>
+                </pic:pic>
+              </a:graphicData>
+            </a:graphic>
+          </wp:inline>
+        </w:drawing>
+      </w:r>
+    </w:p>
+    <w:p>
+      <w:pPr>
+        <w:spacing w:after="0"/>
+      </w:pPr>
+      <w:r>
+        <w:t>Optimizer = Adam</w:t>
+      </w:r>
+    </w:p>
+    <w:p>
+      <w:pPr>
+        <w:spacing w:after="0"/>
+      </w:pPr>
+      <w:r>
+        <w:rPr>
+          <w:noProof/>
+        </w:rPr>
+        <w:drawing>
+          <wp:anchor distT="0" distB="0" distL="114300" distR="114300" simplePos="0" relativeHeight="251680768" behindDoc="1" locked="0" layoutInCell="1" allowOverlap="1" wp14:anchorId="40908075" wp14:editId="14909822">
+            <wp:simplePos x="0" y="0"/>
+            <wp:positionH relativeFrom="margin">
+              <wp:align>left</wp:align>
+            </wp:positionH>
+            <wp:positionV relativeFrom="paragraph">
+              <wp:posOffset>1731010</wp:posOffset>
+            </wp:positionV>
+            <wp:extent cx="4324985" cy="1612900"/>
+            <wp:effectExtent l="0" t="0" r="0" b="6350"/>
+            <wp:wrapTight wrapText="bothSides">
+              <wp:wrapPolygon edited="0">
+                <wp:start x="0" y="0"/>
+                <wp:lineTo x="0" y="21430"/>
+                <wp:lineTo x="21502" y="21430"/>
+                <wp:lineTo x="21502" y="0"/>
+                <wp:lineTo x="0" y="0"/>
+              </wp:wrapPolygon>
+            </wp:wrapTight>
+            <wp:docPr id="1195263228" name="Picture 1"/>
+            <wp:cNvGraphicFramePr>
+              <a:graphicFrameLocks xmlns:a="http://schemas.openxmlformats.org/drawingml/2006/main" noChangeAspect="1"/>
+            </wp:cNvGraphicFramePr>
+            <a:graphic xmlns:a="http://schemas.openxmlformats.org/drawingml/2006/main">
+              <a:graphicData uri="http://schemas.openxmlformats.org/drawingml/2006/picture">
+                <pic:pic xmlns:pic="http://schemas.openxmlformats.org/drawingml/2006/picture">
+                  <pic:nvPicPr>
+                    <pic:cNvPr id="1195263228" name=""/>
+                    <pic:cNvPicPr/>
+                  </pic:nvPicPr>
+                  <pic:blipFill>
+                    <a:blip r:embed="rId44" cstate="print">
+                      <a:extLst>
+                        <a:ext uri="{28A0092B-C50C-407E-A947-70E740481C1C}">
+                          <a14:useLocalDpi xmlns:a14="http://schemas.microsoft.com/office/drawing/2010/main" val="0"/>
+                        </a:ext>
+                      </a:extLst>
+                    </a:blip>
+                    <a:stretch>
+                      <a:fillRect/>
+                    </a:stretch>
+                  </pic:blipFill>
+                  <pic:spPr>
+                    <a:xfrm>
+                      <a:off x="0" y="0"/>
+                      <a:ext cx="4324985" cy="1612900"/>
+                    </a:xfrm>
+                    <a:prstGeom prst="rect">
+                      <a:avLst/>
+                    </a:prstGeom>
+                  </pic:spPr>
+                </pic:pic>
+              </a:graphicData>
+            </a:graphic>
+            <wp14:sizeRelH relativeFrom="margin">
+              <wp14:pctWidth>0</wp14:pctWidth>
+            </wp14:sizeRelH>
+            <wp14:sizeRelV relativeFrom="margin">
+              <wp14:pctHeight>0</wp14:pctHeight>
+            </wp14:sizeRelV>
+          </wp:anchor>
+        </w:drawing>
+      </w:r>
+      <w:r>
+        <w:drawing>
+          <wp:anchor distT="0" distB="0" distL="114300" distR="114300" simplePos="0" relativeHeight="251679744" behindDoc="1" locked="0" layoutInCell="1" allowOverlap="1" wp14:anchorId="4246C531" wp14:editId="4B6FA16C">
+            <wp:simplePos x="0" y="0"/>
+            <wp:positionH relativeFrom="column">
+              <wp:posOffset>2832100</wp:posOffset>
+            </wp:positionH>
+            <wp:positionV relativeFrom="paragraph">
+              <wp:posOffset>207010</wp:posOffset>
+            </wp:positionV>
+            <wp:extent cx="3189605" cy="1574800"/>
+            <wp:effectExtent l="0" t="0" r="0" b="6350"/>
+            <wp:wrapTight wrapText="bothSides">
+              <wp:wrapPolygon edited="0">
+                <wp:start x="0" y="0"/>
+                <wp:lineTo x="0" y="21426"/>
+                <wp:lineTo x="21415" y="21426"/>
+                <wp:lineTo x="21415" y="0"/>
+                <wp:lineTo x="0" y="0"/>
+              </wp:wrapPolygon>
+            </wp:wrapTight>
+            <wp:docPr id="1522297573" name="Picture 1"/>
+            <wp:cNvGraphicFramePr>
+              <a:graphicFrameLocks xmlns:a="http://schemas.openxmlformats.org/drawingml/2006/main" noChangeAspect="1"/>
+            </wp:cNvGraphicFramePr>
+            <a:graphic xmlns:a="http://schemas.openxmlformats.org/drawingml/2006/main">
+              <a:graphicData uri="http://schemas.openxmlformats.org/drawingml/2006/picture">
+                <pic:pic xmlns:pic="http://schemas.openxmlformats.org/drawingml/2006/picture">
+                  <pic:nvPicPr>
+                    <pic:cNvPr id="1522297573" name=""/>
+                    <pic:cNvPicPr/>
+                  </pic:nvPicPr>
+                  <pic:blipFill>
+                    <a:blip r:embed="rId45" cstate="print">
+                      <a:extLst>
+                        <a:ext uri="{28A0092B-C50C-407E-A947-70E740481C1C}">
+                          <a14:useLocalDpi xmlns:a14="http://schemas.microsoft.com/office/drawing/2010/main" val="0"/>
+                        </a:ext>
+                      </a:extLst>
+                    </a:blip>
+                    <a:stretch>
+                      <a:fillRect/>
+                    </a:stretch>
+                  </pic:blipFill>
+                  <pic:spPr>
+                    <a:xfrm>
+                      <a:off x="0" y="0"/>
+                      <a:ext cx="3189605" cy="1574800"/>
+                    </a:xfrm>
+                    <a:prstGeom prst="rect">
+                      <a:avLst/>
+                    </a:prstGeom>
+                  </pic:spPr>
+                </pic:pic>
+              </a:graphicData>
+            </a:graphic>
+          </wp:anchor>
+        </w:drawing>
+      </w:r>
+      <w:r>
+        <w:drawing>
+          <wp:anchor distT="0" distB="0" distL="114300" distR="114300" simplePos="0" relativeHeight="251678720" behindDoc="1" locked="0" layoutInCell="1" allowOverlap="1" wp14:anchorId="095D58BD" wp14:editId="61210953">
+            <wp:simplePos x="0" y="0"/>
+            <wp:positionH relativeFrom="column">
+              <wp:posOffset>-533400</wp:posOffset>
+            </wp:positionH>
+            <wp:positionV relativeFrom="paragraph">
+              <wp:posOffset>181610</wp:posOffset>
+            </wp:positionV>
+            <wp:extent cx="3241339" cy="1600200"/>
+            <wp:effectExtent l="0" t="0" r="0" b="0"/>
+            <wp:wrapTight wrapText="bothSides">
+              <wp:wrapPolygon edited="0">
+                <wp:start x="0" y="0"/>
+                <wp:lineTo x="0" y="21343"/>
+                <wp:lineTo x="21456" y="21343"/>
+                <wp:lineTo x="21456" y="0"/>
+                <wp:lineTo x="0" y="0"/>
+              </wp:wrapPolygon>
+            </wp:wrapTight>
+            <wp:docPr id="1824726172" name="Picture 1"/>
+            <wp:cNvGraphicFramePr>
+              <a:graphicFrameLocks xmlns:a="http://schemas.openxmlformats.org/drawingml/2006/main" noChangeAspect="1"/>
+            </wp:cNvGraphicFramePr>
+            <a:graphic xmlns:a="http://schemas.openxmlformats.org/drawingml/2006/main">
+              <a:graphicData uri="http://schemas.openxmlformats.org/drawingml/2006/picture">
+                <pic:pic xmlns:pic="http://schemas.openxmlformats.org/drawingml/2006/picture">
+                  <pic:nvPicPr>
+                    <pic:cNvPr id="1824726172" name=""/>
+                    <pic:cNvPicPr/>
+                  </pic:nvPicPr>
+                  <pic:blipFill>
+                    <a:blip r:embed="rId46" cstate="print">
+                      <a:extLst>
+                        <a:ext uri="{28A0092B-C50C-407E-A947-70E740481C1C}">
+                          <a14:useLocalDpi xmlns:a14="http://schemas.microsoft.com/office/drawing/2010/main" val="0"/>
+                        </a:ext>
+                      </a:extLst>
+                    </a:blip>
+                    <a:stretch>
+                      <a:fillRect/>
+                    </a:stretch>
+                  </pic:blipFill>
+                  <pic:spPr>
+                    <a:xfrm>
+                      <a:off x="0" y="0"/>
+                      <a:ext cx="3241339" cy="1600200"/>
+                    </a:xfrm>
+                    <a:prstGeom prst="rect">
+                      <a:avLst/>
+                    </a:prstGeom>
+                  </pic:spPr>
+                </pic:pic>
+              </a:graphicData>
+            </a:graphic>
+          </wp:anchor>
+        </w:drawing>
+      </w:r>
+      <w:r>
+        <w:t>Loss Function = Binary Cross Entropy</w:t>
+      </w:r>
+    </w:p>
+    <w:p>
+      <w:r>
+        <w:rPr>
+          <w:noProof/>
+        </w:rPr>
+        <w:t xml:space="preserve"> </w:t>
+      </w:r>
+    </w:p>
+    <w:p/>
+    <w:p/>
+    <w:p/>
+    <w:p/>
+    <w:p>
+      <w:r>
+        <w:drawing>
+          <wp:anchor distT="0" distB="0" distL="114300" distR="114300" simplePos="0" relativeHeight="251681792" behindDoc="1" locked="0" layoutInCell="1" allowOverlap="1" wp14:anchorId="24081DB2" wp14:editId="31749912">
+            <wp:simplePos x="0" y="0"/>
+            <wp:positionH relativeFrom="margin">
+              <wp:align>left</wp:align>
+            </wp:positionH>
+            <wp:positionV relativeFrom="paragraph">
+              <wp:posOffset>203835</wp:posOffset>
+            </wp:positionV>
+            <wp:extent cx="4131945" cy="1177925"/>
+            <wp:effectExtent l="0" t="0" r="1905" b="3175"/>
+            <wp:wrapTight wrapText="bothSides">
+              <wp:wrapPolygon edited="0">
+                <wp:start x="0" y="0"/>
+                <wp:lineTo x="0" y="21309"/>
+                <wp:lineTo x="21510" y="21309"/>
+                <wp:lineTo x="21510" y="0"/>
+                <wp:lineTo x="0" y="0"/>
+              </wp:wrapPolygon>
+            </wp:wrapTight>
+            <wp:docPr id="844958675" name="Picture 1"/>
+            <wp:cNvGraphicFramePr>
+              <a:graphicFrameLocks xmlns:a="http://schemas.openxmlformats.org/drawingml/2006/main" noChangeAspect="1"/>
+            </wp:cNvGraphicFramePr>
+            <a:graphic xmlns:a="http://schemas.openxmlformats.org/drawingml/2006/main">
+              <a:graphicData uri="http://schemas.openxmlformats.org/drawingml/2006/picture">
+                <pic:pic xmlns:pic="http://schemas.openxmlformats.org/drawingml/2006/picture">
+                  <pic:nvPicPr>
+                    <pic:cNvPr id="844958675" name=""/>
+                    <pic:cNvPicPr/>
+                  </pic:nvPicPr>
+                  <pic:blipFill>
+                    <a:blip r:embed="rId47" cstate="print">
+                      <a:extLst>
+                        <a:ext uri="{28A0092B-C50C-407E-A947-70E740481C1C}">
+                          <a14:useLocalDpi xmlns:a14="http://schemas.microsoft.com/office/drawing/2010/main" val="0"/>
+                        </a:ext>
+                      </a:extLst>
+                    </a:blip>
+                    <a:stretch>
+                      <a:fillRect/>
+                    </a:stretch>
+                  </pic:blipFill>
+                  <pic:spPr>
+                    <a:xfrm>
+                      <a:off x="0" y="0"/>
+                      <a:ext cx="4131945" cy="1177925"/>
+                    </a:xfrm>
+                    <a:prstGeom prst="rect">
+                      <a:avLst/>
+                    </a:prstGeom>
+                  </pic:spPr>
+                </pic:pic>
+              </a:graphicData>
+            </a:graphic>
+            <wp14:sizeRelH relativeFrom="margin">
+              <wp14:pctWidth>0</wp14:pctWidth>
+            </wp14:sizeRelH>
+            <wp14:sizeRelV relativeFrom="margin">
+              <wp14:pctHeight>0</wp14:pctHeight>
+            </wp14:sizeRelV>
+          </wp:anchor>
+        </w:drawing>
+      </w:r>
+    </w:p>
+    <w:p/>
+    <w:p/>
+    <w:p/>
+    <w:p/>
+    <w:p>
+      <w:pPr>
+        <w:spacing w:after="0"/>
+      </w:pPr>
+      <w:r>
+        <w:lastRenderedPageBreak/>
+        <w:t>── Final Summary ────────────────────────────────────────────────────────</w:t>
+      </w:r>
+    </w:p>
+    <w:p>
+      <w:pPr>
+        <w:spacing w:after="0"/>
+      </w:pPr>
+      <w:r>
+        <w:t>Metric         Set 1 Test  Set 2 Infer</w:t>
+      </w:r>
+    </w:p>
+    <w:p>
+      <w:pPr>
+        <w:spacing w:after="0"/>
+      </w:pPr>
+      <w:r>
+        <w:t>──────────────────────────────────────</w:t>
+      </w:r>
+    </w:p>
+    <w:p>
+      <w:pPr>
+        <w:spacing w:after="0"/>
+      </w:pPr>
+      <w:r>
+        <w:t>Accuracy           0.9956       0.9968</w:t>
+      </w:r>
+    </w:p>
+    <w:p>
+      <w:pPr>
+        <w:spacing w:after="0"/>
+      </w:pPr>
+      <w:r>
+        <w:t>AUC                0.9980       1.0000</w:t>
+      </w:r>
+    </w:p>
+    <w:p>
+      <w:pPr>
+        <w:spacing w:after="0"/>
+      </w:pPr>
+      <w:r>
+        <w:t>Precision          0.9933       0.9999</w:t>
+      </w:r>
+    </w:p>
+    <w:p>
+      <w:pPr>
+        <w:spacing w:after="0"/>
+      </w:pPr>
+      <w:r>
+        <w:t>Recall             0.9967       0.9932</w:t>
+      </w:r>
+    </w:p>
+    <w:p>
+      <w:pPr>
+        <w:spacing w:after="0"/>
+      </w:pPr>
+      <w:r>
+        <w:t>F1 Score           0.9950       0.9965</w:t>
+      </w:r>
+    </w:p>
+    <w:p/>
+    <w:p/>
+    <w:p>
+      <w:r>
+        <w:t>K-means clustering:</w:t>
+      </w:r>
+    </w:p>
+    <w:p>
+      <w:r>
+        <w:rPr>
+          <w:highlight w:val="yellow"/>
+        </w:rPr>
+        <w:t xml:space="preserve">K-Means — </w:t>
+      </w:r>
+      <w:proofErr w:type="spellStart"/>
+      <w:r>
+        <w:rPr>
+          <w:highlight w:val="yellow"/>
+        </w:rPr>
+        <w:t>Acc</w:t>
+      </w:r>
+      <w:proofErr w:type="spellEnd"/>
+      <w:r>
+        <w:rPr>
+          <w:highlight w:val="yellow"/>
+        </w:rPr>
+        <w:t>: 0.9961</w:t>
+      </w:r>
+    </w:p>
+    <w:p>
+      <w:r>
+        <w:drawing>
+          <wp:inline distT="0" distB="0" distL="0" distR="0" wp14:anchorId="15BE3487" wp14:editId="3CF1D2AB">
+            <wp:extent cx="5438775" cy="4333875"/>
+            <wp:effectExtent l="0" t="0" r="9525" b="9525"/>
+            <wp:docPr id="1823438601" name="Picture 1"/>
+            <wp:cNvGraphicFramePr>
+              <a:graphicFrameLocks xmlns:a="http://schemas.openxmlformats.org/drawingml/2006/main" noChangeAspect="1"/>
+            </wp:cNvGraphicFramePr>
+            <a:graphic xmlns:a="http://schemas.openxmlformats.org/drawingml/2006/main">
+              <a:graphicData uri="http://schemas.openxmlformats.org/drawingml/2006/picture">
+                <pic:pic xmlns:pic="http://schemas.openxmlformats.org/drawingml/2006/picture">
+                  <pic:nvPicPr>
+                    <pic:cNvPr id="1823438601" name=""/>
+                    <pic:cNvPicPr/>
+                  </pic:nvPicPr>
+                  <pic:blipFill>
+                    <a:blip r:embed="rId48"/>
+                    <a:stretch>
+                      <a:fillRect/>
+                    </a:stretch>
+                  </pic:blipFill>
+                  <pic:spPr>
+                    <a:xfrm>
+                      <a:off x="0" y="0"/>
+                      <a:ext cx="5438775" cy="4333875"/>
+                    </a:xfrm>
+                    <a:prstGeom prst="rect">
+                      <a:avLst/>
+                    </a:prstGeom>
+                  </pic:spPr>
+                </pic:pic>
+              </a:graphicData>
+            </a:graphic>
+          </wp:inline>
+        </w:drawing>
+      </w:r>
+    </w:p>
+    <w:p>
+      <w:r>
+        <w:t>Simple Logistic Regression:</w:t>
+      </w:r>
+    </w:p>
+    <w:p>
+      <w:pPr>
+        <w:spacing w:after="0"/>
+      </w:pPr>
+      <w:r>
+        <w:t>Source 2 (</w:t>
+      </w:r>
+      <w:proofErr w:type="spellStart"/>
+      <w:r>
+        <w:t>AmBe</w:t>
+      </w:r>
+      <w:proofErr w:type="spellEnd"/>
+      <w:r>
+        <w:t>) — logistic regression on CCM ratios</w:t>
+      </w:r>
+    </w:p>
+    <w:p>
+      <w:pPr>
+        <w:spacing w:after="0"/>
+      </w:pPr>
+      <w:r>
+        <w:t xml:space="preserve">  Pulses: gamma=82129, neutron=72059</w:t>
+      </w:r>
+    </w:p>
+    <w:p>
+      <w:pPr>
+        <w:spacing w:after="0"/>
+      </w:pPr>
+      <w:r>
+        <w:t xml:space="preserve">  Test accuracy (20% holdout, stratified): </w:t>
+      </w:r>
+      <w:r>
+        <w:rPr>
+          <w:highlight w:val="yellow"/>
+        </w:rPr>
+        <w:t>0.995590</w:t>
+      </w:r>
+    </w:p>
+    <w:p>
+      <w:pPr>
+        <w:spacing w:after="0"/>
+      </w:pPr>
+      <w:r>
+        <w:t>GMM:</w:t>
+      </w:r>
+    </w:p>
+    <w:p>
+      <w:pPr>
+        <w:pStyle w:val="ListParagraph"/>
+        <w:numPr>
+          <w:ilvl w:val="0"/>
+          <w:numId w:val="3"/>
+        </w:numPr>
+        <w:spacing w:after="0"/>
+      </w:pPr>
+      <w:r>
+        <w:t xml:space="preserve">GMM directly on set2 </w:t>
+      </w:r>
+    </w:p>
+    <w:p>
+      <w:pPr>
+        <w:spacing w:after="0" w:line="240" w:lineRule="auto"/>
+      </w:pPr>
+      <w:r>
+        <w:t xml:space="preserve">GMM (Set 2 direct) — </w:t>
+      </w:r>
+      <w:proofErr w:type="spellStart"/>
+      <w:r>
+        <w:rPr>
+          <w:highlight w:val="yellow"/>
+        </w:rPr>
+        <w:t>Acc</w:t>
+      </w:r>
+      <w:proofErr w:type="spellEnd"/>
+      <w:r>
+        <w:rPr>
+          <w:highlight w:val="yellow"/>
+        </w:rPr>
+        <w:t>: 0.9880 | AUC: 1.0000</w:t>
+      </w:r>
+      <w:r>
+        <w:rPr>
+          <w:noProof/>
+        </w:rPr>
+        <w:t xml:space="preserve"> </w:t>
+      </w:r>
+    </w:p>
+    <w:p>
+      <w:pPr>
+        <w:spacing w:after="0" w:line="240" w:lineRule="auto"/>
+      </w:pPr>
+      <w:r>
+        <w:t>[[80284  1845]</w:t>
+      </w:r>
+    </w:p>
+    <w:p>
+      <w:pPr>
+        <w:spacing w:after="0" w:line="240" w:lineRule="auto"/>
+      </w:pPr>
+      <w:r>
+        <w:t xml:space="preserve"> [    0 72059]]</w:t>
+      </w:r>
+    </w:p>
+    <w:p>
+      <w:pPr>
+        <w:pStyle w:val="ListParagraph"/>
+        <w:numPr>
+          <w:ilvl w:val="0"/>
+          <w:numId w:val="3"/>
+        </w:numPr>
+        <w:spacing w:after="0" w:line="240" w:lineRule="auto"/>
+      </w:pPr>
+      <w:r>
+        <w:lastRenderedPageBreak/>
+        <w:t>GMM on set 1 and then applied on set 2</w:t>
+      </w:r>
+    </w:p>
+    <w:p>
+      <w:pPr>
+        <w:spacing w:after="0" w:line="240" w:lineRule="auto"/>
+      </w:pPr>
+      <w:r>
+        <w:t xml:space="preserve">GMM Transfer (Set1→Set2) — </w:t>
+      </w:r>
+      <w:proofErr w:type="spellStart"/>
+      <w:r>
+        <w:rPr>
+          <w:highlight w:val="yellow"/>
+        </w:rPr>
+        <w:t>Acc</w:t>
+      </w:r>
+      <w:proofErr w:type="spellEnd"/>
+      <w:r>
+        <w:rPr>
+          <w:highlight w:val="yellow"/>
+        </w:rPr>
+        <w:t>: 0.8399 | AUC: 0.9613</w:t>
+      </w:r>
+      <w:r>
+        <w:rPr>
+          <w:noProof/>
+        </w:rPr>
+        <w:t xml:space="preserve"> </w:t>
+      </w:r>
+      <w:r>
+        <w:drawing>
+          <wp:inline distT="0" distB="0" distL="0" distR="0" wp14:anchorId="390041C4" wp14:editId="59E7C628">
+            <wp:extent cx="5438775" cy="4333875"/>
+            <wp:effectExtent l="0" t="0" r="9525" b="9525"/>
+            <wp:docPr id="242981363" name="Picture 1"/>
+            <wp:cNvGraphicFramePr>
+              <a:graphicFrameLocks xmlns:a="http://schemas.openxmlformats.org/drawingml/2006/main" noChangeAspect="1"/>
+            </wp:cNvGraphicFramePr>
+            <a:graphic xmlns:a="http://schemas.openxmlformats.org/drawingml/2006/main">
+              <a:graphicData uri="http://schemas.openxmlformats.org/drawingml/2006/picture">
+                <pic:pic xmlns:pic="http://schemas.openxmlformats.org/drawingml/2006/picture">
+                  <pic:nvPicPr>
+                    <pic:cNvPr id="242981363" name=""/>
+                    <pic:cNvPicPr/>
+                  </pic:nvPicPr>
+                  <pic:blipFill>
+                    <a:blip r:embed="rId49"/>
+                    <a:stretch>
+                      <a:fillRect/>
+                    </a:stretch>
+                  </pic:blipFill>
+                  <pic:spPr>
+                    <a:xfrm>
+                      <a:off x="0" y="0"/>
+                      <a:ext cx="5438775" cy="4333875"/>
+                    </a:xfrm>
+                    <a:prstGeom prst="rect">
+                      <a:avLst/>
+                    </a:prstGeom>
+                  </pic:spPr>
+                </pic:pic>
+              </a:graphicData>
+            </a:graphic>
+          </wp:inline>
+        </w:drawing>
+      </w:r>
+    </w:p>
+    <w:p/>
+    <w:p/>
+    <w:p/>
+    <w:p/>
+    <w:p/>
+    <w:p>
+      <w:pPr>
+        <w:tabs>
+          <w:tab w:val="left" w:pos="3560"/>
+        </w:tabs>
+      </w:pPr>
+      <w:r>
+        <w:tab/>
+      </w:r>
+    </w:p>
+    <w:p>
+      <w:pPr>
+        <w:tabs>
+          <w:tab w:val="left" w:pos="3560"/>
+        </w:tabs>
+      </w:pPr>
+    </w:p>
+    <w:p>
+      <w:pPr>
+        <w:tabs>
+          <w:tab w:val="left" w:pos="3560"/>
+        </w:tabs>
+      </w:pPr>
+    </w:p>
+    <w:p>
+      <w:pPr>
+        <w:tabs>
+          <w:tab w:val="left" w:pos="3560"/>
+        </w:tabs>
+      </w:pPr>
+    </w:p>
+    <w:p>
+      <w:pPr>
+        <w:tabs>
+          <w:tab w:val="left" w:pos="3560"/>
+        </w:tabs>
+      </w:pPr>
+    </w:p>
+    <w:p>
+      <w:pPr>
+        <w:tabs>
+          <w:tab w:val="left" w:pos="3560"/>
+        </w:tabs>
+      </w:pPr>
+    </w:p>
+    <w:p>
+      <w:pPr>
+        <w:tabs>
+          <w:tab w:val="left" w:pos="3560"/>
+        </w:tabs>
+      </w:pPr>
+    </w:p>
+    <w:p>
+      <w:pPr>
+        <w:tabs>
+          <w:tab w:val="left" w:pos="3560"/>
+        </w:tabs>
+      </w:pPr>
+    </w:p>
+    <w:p>
+      <w:pPr>
+        <w:tabs>
+          <w:tab w:val="left" w:pos="3560"/>
+        </w:tabs>
+      </w:pPr>
+    </w:p>
+    <w:p>
+      <w:pPr>
+        <w:tabs>
+          <w:tab w:val="left" w:pos="3560"/>
+        </w:tabs>
+      </w:pPr>
+    </w:p>
+    <w:p>
+      <w:pPr>
+        <w:tabs>
+          <w:tab w:val="left" w:pos="3560"/>
+        </w:tabs>
+        <w:rPr>
+          <w:b/>
+          <w:bCs/>
+          <w:sz w:val="36"/>
+          <w:szCs w:val="36"/>
+        </w:rPr>
+      </w:pPr>
+      <w:r>
+        <w:rPr>
+          <w:b/>
+          <w:bCs/>
+          <w:sz w:val="36"/>
+          <w:szCs w:val="36"/>
+        </w:rPr>
+        <w:lastRenderedPageBreak/>
+        <w:t>Structure</w:t>
+      </w:r>
+    </w:p>
+    <w:p>
+      <w:pPr>
+        <w:tabs>
+          <w:tab w:val="left" w:pos="3560"/>
+        </w:tabs>
+        <w:rPr>
+          <w:sz w:val="24"/>
+          <w:szCs w:val="24"/>
+        </w:rPr>
+      </w:pPr>
+      <w:r>
+        <w:rPr>
+          <w:sz w:val="24"/>
+          <w:szCs w:val="24"/>
+        </w:rPr>
+        <w:drawing>
+          <wp:anchor distT="0" distB="0" distL="114300" distR="114300" simplePos="0" relativeHeight="251682816" behindDoc="1" locked="0" layoutInCell="1" allowOverlap="1" wp14:anchorId="7671540B" wp14:editId="620D4FD1">
+            <wp:simplePos x="0" y="0"/>
+            <wp:positionH relativeFrom="column">
+              <wp:posOffset>952500</wp:posOffset>
+            </wp:positionH>
+            <wp:positionV relativeFrom="paragraph">
+              <wp:posOffset>257810</wp:posOffset>
+            </wp:positionV>
+            <wp:extent cx="3877216" cy="2086266"/>
+            <wp:effectExtent l="0" t="0" r="9525" b="9525"/>
+            <wp:wrapTight wrapText="bothSides">
+              <wp:wrapPolygon edited="0">
+                <wp:start x="0" y="0"/>
+                <wp:lineTo x="0" y="21501"/>
+                <wp:lineTo x="21547" y="21501"/>
+                <wp:lineTo x="21547" y="0"/>
+                <wp:lineTo x="0" y="0"/>
+              </wp:wrapPolygon>
+            </wp:wrapTight>
+            <wp:docPr id="700444565" name="Picture 1"/>
+            <wp:cNvGraphicFramePr>
+              <a:graphicFrameLocks xmlns:a="http://schemas.openxmlformats.org/drawingml/2006/main" noChangeAspect="1"/>
+            </wp:cNvGraphicFramePr>
+            <a:graphic xmlns:a="http://schemas.openxmlformats.org/drawingml/2006/main">
+              <a:graphicData uri="http://schemas.openxmlformats.org/drawingml/2006/picture">
+                <pic:pic xmlns:pic="http://schemas.openxmlformats.org/drawingml/2006/picture">
+                  <pic:nvPicPr>
+                    <pic:cNvPr id="700444565" name=""/>
+                    <pic:cNvPicPr/>
+                  </pic:nvPicPr>
+                  <pic:blipFill>
+                    <a:blip r:embed="rId50">
+                      <a:extLst>
+                        <a:ext uri="{28A0092B-C50C-407E-A947-70E740481C1C}">
+                          <a14:useLocalDpi xmlns:a14="http://schemas.microsoft.com/office/drawing/2010/main" val="0"/>
+                        </a:ext>
+                      </a:extLst>
+                    </a:blip>
+                    <a:stretch>
+                      <a:fillRect/>
+                    </a:stretch>
+                  </pic:blipFill>
+                  <pic:spPr>
+                    <a:xfrm>
+                      <a:off x="0" y="0"/>
+                      <a:ext cx="3877216" cy="2086266"/>
+                    </a:xfrm>
+                    <a:prstGeom prst="rect">
+                      <a:avLst/>
+                    </a:prstGeom>
+                  </pic:spPr>
+                </pic:pic>
+              </a:graphicData>
+            </a:graphic>
+          </wp:anchor>
+        </w:drawing>
+      </w:r>
+      <w:r>
+        <w:rPr>
+          <w:sz w:val="24"/>
+          <w:szCs w:val="24"/>
+        </w:rPr>
+        <w:t>Main is DNN (supervised learning) which is giving the following:</w:t>
+      </w:r>
+    </w:p>
+    <w:p>
+      <w:pPr>
+        <w:tabs>
+          <w:tab w:val="left" w:pos="3560"/>
+        </w:tabs>
+        <w:rPr>
+          <w:sz w:val="24"/>
+          <w:szCs w:val="24"/>
+        </w:rPr>
+      </w:pPr>
+    </w:p>
+    <w:p>
+      <w:pPr>
+        <w:rPr>
+          <w:sz w:val="24"/>
+          <w:szCs w:val="24"/>
+        </w:rPr>
+      </w:pPr>
+    </w:p>
+    <w:p>
+      <w:pPr>
+        <w:rPr>
+          <w:sz w:val="24"/>
+          <w:szCs w:val="24"/>
+        </w:rPr>
+      </w:pPr>
+    </w:p>
+    <w:p>
+      <w:pPr>
+        <w:rPr>
+          <w:sz w:val="24"/>
+          <w:szCs w:val="24"/>
+        </w:rPr>
+      </w:pPr>
+    </w:p>
+    <w:p>
+      <w:pPr>
+        <w:rPr>
+          <w:sz w:val="24"/>
+          <w:szCs w:val="24"/>
+        </w:rPr>
+      </w:pPr>
+    </w:p>
+    <w:p>
+      <w:pPr>
+        <w:rPr>
+          <w:sz w:val="24"/>
+          <w:szCs w:val="24"/>
+        </w:rPr>
+      </w:pPr>
+    </w:p>
+    <w:p>
+      <w:pPr>
+        <w:rPr>
+          <w:sz w:val="24"/>
+          <w:szCs w:val="24"/>
+        </w:rPr>
+      </w:pPr>
+    </w:p>
+    <w:p>
+      <w:pPr>
+        <w:tabs>
+          <w:tab w:val="left" w:pos="1400"/>
+        </w:tabs>
+        <w:rPr>
+          <w:sz w:val="24"/>
+          <w:szCs w:val="24"/>
+        </w:rPr>
+      </w:pPr>
+      <w:r>
+        <w:rPr>
+          <w:sz w:val="24"/>
+          <w:szCs w:val="24"/>
+        </w:rPr>
+        <w:t xml:space="preserve">DNN (3 different ways </w:t>
+      </w:r>
+      <w:proofErr w:type="spellStart"/>
+      <w:r>
+        <w:rPr>
+          <w:sz w:val="24"/>
+          <w:szCs w:val="24"/>
+        </w:rPr>
+        <w:t>mai</w:t>
+      </w:r>
+      <w:proofErr w:type="spellEnd"/>
+      <w:r>
+        <w:rPr>
+          <w:sz w:val="24"/>
+          <w:szCs w:val="24"/>
+        </w:rPr>
+        <w:t xml:space="preserve"> </w:t>
+      </w:r>
+      <w:proofErr w:type="spellStart"/>
+      <w:r>
+        <w:rPr>
+          <w:sz w:val="24"/>
+          <w:szCs w:val="24"/>
+        </w:rPr>
+        <w:t>kiya</w:t>
+      </w:r>
+      <w:proofErr w:type="spellEnd"/>
+      <w:r>
+        <w:rPr>
+          <w:sz w:val="24"/>
+          <w:szCs w:val="24"/>
+        </w:rPr>
+        <w:t xml:space="preserve"> </w:t>
+      </w:r>
+      <w:proofErr w:type="spellStart"/>
+      <w:r>
+        <w:rPr>
+          <w:sz w:val="24"/>
+          <w:szCs w:val="24"/>
+        </w:rPr>
+        <w:t>hai</w:t>
+      </w:r>
+      <w:proofErr w:type="spellEnd"/>
+      <w:r>
+        <w:rPr>
+          <w:sz w:val="24"/>
+          <w:szCs w:val="24"/>
+        </w:rPr>
+        <w:t xml:space="preserve"> – Input the entire dimension without peak alignment</w:t>
+      </w:r>
+      <w:r>
+        <w:rPr>
+          <w:sz w:val="24"/>
+          <w:szCs w:val="24"/>
+        </w:rPr>
+        <w:t xml:space="preserve"> </w:t>
+      </w:r>
+      <w:r>
+        <w:rPr>
+          <w:sz w:val="24"/>
+          <w:szCs w:val="24"/>
+        </w:rPr>
+        <w:t>(73%), Input the CCM and CCM weighted with no peak alignment(62%), Input the entire dimension with peak alignment</w:t>
+      </w:r>
+      <w:r>
+        <w:rPr>
+          <w:sz w:val="24"/>
+          <w:szCs w:val="24"/>
+        </w:rPr>
+        <w:t xml:space="preserve">  </w:t>
+      </w:r>
+      <w:r>
+        <w:rPr>
+          <w:sz w:val="24"/>
+          <w:szCs w:val="24"/>
+        </w:rPr>
+        <w:t>(99.68%)).</w:t>
+      </w:r>
+    </w:p>
+    <w:p>
+      <w:pPr>
+        <w:tabs>
+          <w:tab w:val="left" w:pos="1400"/>
+        </w:tabs>
+        <w:rPr>
+          <w:sz w:val="24"/>
+          <w:szCs w:val="24"/>
+        </w:rPr>
+      </w:pPr>
+      <w:r>
+        <w:rPr>
+          <w:sz w:val="24"/>
+          <w:szCs w:val="24"/>
+        </w:rPr>
+        <w:t xml:space="preserve">For DNN: accuracy vs training size ; shuffled label diagram, </w:t>
+      </w:r>
+    </w:p>
+    <w:p>
+      <w:pPr>
+        <w:tabs>
+          <w:tab w:val="left" w:pos="1400"/>
+        </w:tabs>
+        <w:rPr>
+          <w:sz w:val="24"/>
+          <w:szCs w:val="24"/>
+        </w:rPr>
+      </w:pPr>
+      <w:r>
+        <w:rPr>
+          <w:sz w:val="24"/>
+          <w:szCs w:val="24"/>
+        </w:rPr>
+        <w:t>1D CNN /RNN/ logistic Regression and any other important supervised learning method comparison with DNN models – on the basis of accuracy and time and space cost.</w:t>
+      </w:r>
+    </w:p>
+    <w:p>
+      <w:pPr>
+        <w:tabs>
+          <w:tab w:val="left" w:pos="1400"/>
+        </w:tabs>
+        <w:rPr>
+          <w:sz w:val="24"/>
+          <w:szCs w:val="24"/>
+        </w:rPr>
+      </w:pPr>
+      <w:r>
+        <w:rPr>
+          <w:sz w:val="24"/>
+          <w:szCs w:val="24"/>
+        </w:rPr>
+        <w:t>K-means (with 2 inputs and the entire pulse as input), GMM (unsupervised learning) comparison with the DNN model.</w:t>
+      </w:r>
+    </w:p>
+    <w:p>
+      <w:pPr>
+        <w:tabs>
+          <w:tab w:val="left" w:pos="1400"/>
+        </w:tabs>
+        <w:rPr>
+          <w:sz w:val="24"/>
+          <w:szCs w:val="24"/>
+        </w:rPr>
+      </w:pPr>
+      <w:r>
+        <w:rPr>
+          <w:sz w:val="24"/>
+          <w:szCs w:val="24"/>
+        </w:rPr>
+        <w:t>Optimum Hyperparameters table for DNN</w:t>
+      </w:r>
+    </w:p>
+    <w:p>
+      <w:pPr>
+        <w:tabs>
+          <w:tab w:val="left" w:pos="1400"/>
+        </w:tabs>
+        <w:rPr>
+          <w:sz w:val="24"/>
+          <w:szCs w:val="24"/>
+        </w:rPr>
+      </w:pPr>
+      <w:r>
+        <w:rPr>
+          <w:sz w:val="24"/>
+          <w:szCs w:val="24"/>
+        </w:rPr>
+        <w:t>Pulse plot (with inset Log plot)</w:t>
+      </w:r>
+    </w:p>
+    <w:p>
+      <w:pPr>
+        <w:tabs>
+          <w:tab w:val="left" w:pos="1400"/>
+        </w:tabs>
+        <w:rPr>
+          <w:sz w:val="24"/>
+          <w:szCs w:val="24"/>
+        </w:rPr>
+      </w:pPr>
+      <w:r>
+        <w:rPr>
+          <w:sz w:val="24"/>
+          <w:szCs w:val="24"/>
+        </w:rPr>
+        <w:t>Neural Network diagram</w:t>
+      </w:r>
+    </w:p>
+    <w:p>
+      <w:pPr>
+        <w:tabs>
+          <w:tab w:val="left" w:pos="1400"/>
+        </w:tabs>
+        <w:rPr>
+          <w:sz w:val="24"/>
+          <w:szCs w:val="24"/>
+        </w:rPr>
+      </w:pPr>
+      <w:r>
+        <w:rPr>
+          <w:sz w:val="24"/>
+          <w:szCs w:val="24"/>
+        </w:rPr>
+        <w:t>Epoch vs losses, accuracy over the epochs</w:t>
+      </w:r>
+    </w:p>
+    <w:p>
+      <w:pPr>
+        <w:tabs>
+          <w:tab w:val="left" w:pos="1400"/>
+        </w:tabs>
+        <w:rPr>
+          <w:sz w:val="24"/>
+          <w:szCs w:val="24"/>
+        </w:rPr>
+      </w:pPr>
+      <w:r>
+        <w:rPr>
+          <w:sz w:val="24"/>
+          <w:szCs w:val="24"/>
+        </w:rPr>
+        <w:t>Histograms of the CCM and CCM weighted for both sets</w:t>
+      </w:r>
+    </w:p>
+    <w:p>
+      <w:pPr>
+        <w:tabs>
+          <w:tab w:val="left" w:pos="1400"/>
+        </w:tabs>
+        <w:rPr>
+          <w:sz w:val="24"/>
+          <w:szCs w:val="24"/>
+        </w:rPr>
+      </w:pPr>
+      <w:r>
+        <w:rPr>
+          <w:sz w:val="24"/>
+          <w:szCs w:val="24"/>
+        </w:rPr>
+        <w:t>Scatter plots for both set1 and set2</w:t>
+      </w:r>
+    </w:p>
+    <w:p>
+      <w:pPr>
+        <w:tabs>
+          <w:tab w:val="left" w:pos="1400"/>
+        </w:tabs>
+        <w:rPr>
+          <w:sz w:val="24"/>
+          <w:szCs w:val="24"/>
+        </w:rPr>
+      </w:pPr>
+      <w:r>
+        <w:rPr>
+          <w:sz w:val="24"/>
+          <w:szCs w:val="24"/>
+        </w:rPr>
+        <w:t>Preprocessing related: accuracy vs split(smoothed, raw and with log, cleaned), ROC curve for the same. As well as pile up removal.</w:t>
+      </w:r>
+    </w:p>
+    <w:p>
+      <w:pPr>
+        <w:tabs>
+          <w:tab w:val="left" w:pos="1400"/>
+        </w:tabs>
+        <w:rPr>
+          <w:sz w:val="24"/>
+          <w:szCs w:val="24"/>
+        </w:rPr>
+      </w:pPr>
+      <w:r>
+        <w:rPr>
+          <w:sz w:val="24"/>
+          <w:szCs w:val="24"/>
+        </w:rPr>
+        <w:t>Accuracy vs energy range of the Independent data</w:t>
+      </w:r>
+    </w:p>
+    <w:p>
+      <w:pPr>
+        <w:tabs>
+          <w:tab w:val="left" w:pos="1400"/>
+        </w:tabs>
+        <w:rPr>
+          <w:sz w:val="24"/>
+          <w:szCs w:val="24"/>
+        </w:rPr>
+      </w:pPr>
+      <w:r>
+        <w:rPr>
+          <w:sz w:val="24"/>
+          <w:szCs w:val="24"/>
+        </w:rPr>
+        <w:t xml:space="preserve">Bar graph comparing all accuracies </w:t>
+      </w:r>
+    </w:p>
     <w:sectPr>
       <w:pgSz w:w="11906" w:h="16838"/>
       <w:pgMar w:top="1440" w:right="1440" w:bottom="1440" w:left="1440" w:header="708" w:footer="708" w:gutter="0"/>
@@ -1569,6 +3766,287 @@
     </w:p>
   </w:footnote>
 </w:footnotes>
+</file>
+
+<file path=word/numbering.xml><?xml version="1.0" encoding="utf-8"?>
+<w:numbering xmlns:wpc="http://schemas.microsoft.com/office/word/2010/wordprocessingCanvas" xmlns:cx="http://schemas.microsoft.com/office/drawing/2014/chartex" xmlns:cx1="http://schemas.microsoft.com/office/drawing/2015/9/8/chartex" xmlns:cx2="http://schemas.microsoft.com/office/drawing/2015/10/21/chartex" xmlns:cx3="http://schemas.microsoft.com/office/drawing/2016/5/9/chartex" xmlns:cx4="http://schemas.microsoft.com/office/drawing/2016/5/10/chartex" xmlns:cx5="http://schemas.microsoft.com/office/drawing/2016/5/11/chartex" xmlns:cx6="http://schemas.microsoft.com/office/drawing/2016/5/12/chartex" xmlns:cx7="http://schemas.microsoft.com/office/drawing/2016/5/13/chartex" xmlns:cx8="http://schemas.microsoft.com/office/drawing/2016/5/14/chartex" xmlns:mc="http://schemas.openxmlformats.org/markup-compatibility/2006" xmlns:aink="http://schemas.microsoft.com/office/drawing/2016/ink" xmlns:am3d="http://schemas.microsoft.com/office/drawing/2017/model3d" xmlns:o="urn:schemas-microsoft-com:office:office" xmlns:oel="http://schemas.microsoft.com/office/2019/extlst" xmlns:r="http://schemas.openxmlformats.org/officeDocument/2006/relationships" xmlns:m="http://schemas.openxmlformats.org/officeDocument/2006/math" xmlns:v="urn:schemas-microsoft-com:vml" xmlns:wp14="http://schemas.microsoft.com/office/word/2010/wordprocessingDrawing" xmlns:wp="http://schemas.openxmlformats.org/drawingml/2006/wordprocessingDrawing" xmlns:w10="urn:schemas-microsoft-com:office:word" xmlns:w="http://schemas.openxmlformats.org/wordprocessingml/2006/main" xmlns:w14="http://schemas.microsoft.com/office/word/2010/wordml" xmlns:w15="http://schemas.microsoft.com/office/word/2012/wordml" xmlns:w16cex="http://schemas.microsoft.com/office/word/2018/wordml/cex" xmlns:w16cid="http://schemas.microsoft.com/office/word/2016/wordml/cid" xmlns:w16="http://schemas.microsoft.com/office/word/2018/wordml" xmlns:w16du="http://schemas.microsoft.com/office/word/2023/wordml/word16du" xmlns:w16sdtdh="http://schemas.microsoft.com/office/word/2020/wordml/sdtdatahash" xmlns:w16sdtfl="http://schemas.microsoft.com/office/word/2024/wordml/sdtformatlock" xmlns:w16se="http://schemas.microsoft.com/office/word/2015/wordml/symex" xmlns:wpg="http://schemas.microsoft.com/office/word/2010/wordprocessingGroup" xmlns:wpi="http://schemas.microsoft.com/office/word/2010/wordprocessingInk" xmlns:wne="http://schemas.microsoft.com/office/word/2006/wordml" xmlns:wps="http://schemas.microsoft.com/office/word/2010/wordprocessingShape" mc:Ignorable="w14 w15 w16se w16cid w16 w16cex w16sdtdh w16sdtfl w16du wp14">
+  <w:abstractNum w:abstractNumId="0" w15:restartNumberingAfterBreak="0">
+    <w:nsid w:val="5664071D"/>
+    <w:multiLevelType w:val="hybridMultilevel"/>
+    <w:tmpl w:val="170C9E08"/>
+    <w:lvl w:ilvl="0" w:tplc="A8F0ABA2">
+      <w:start w:val="1"/>
+      <w:numFmt w:val="lowerLetter"/>
+      <w:lvlText w:val="(%1)"/>
+      <w:lvlJc w:val="left"/>
+      <w:pPr>
+        <w:ind w:left="786" w:hanging="360"/>
+      </w:pPr>
+      <w:rPr>
+        <w:rFonts w:hint="default"/>
+      </w:rPr>
+    </w:lvl>
+    <w:lvl w:ilvl="1" w:tplc="40090019" w:tentative="1">
+      <w:start w:val="1"/>
+      <w:numFmt w:val="lowerLetter"/>
+      <w:lvlText w:val="%2."/>
+      <w:lvlJc w:val="left"/>
+      <w:pPr>
+        <w:ind w:left="1506" w:hanging="360"/>
+      </w:pPr>
+    </w:lvl>
+    <w:lvl w:ilvl="2" w:tplc="4009001B" w:tentative="1">
+      <w:start w:val="1"/>
+      <w:numFmt w:val="lowerRoman"/>
+      <w:lvlText w:val="%3."/>
+      <w:lvlJc w:val="right"/>
+      <w:pPr>
+        <w:ind w:left="2226" w:hanging="180"/>
+      </w:pPr>
+    </w:lvl>
+    <w:lvl w:ilvl="3" w:tplc="4009000F" w:tentative="1">
+      <w:start w:val="1"/>
+      <w:numFmt w:val="decimal"/>
+      <w:lvlText w:val="%4."/>
+      <w:lvlJc w:val="left"/>
+      <w:pPr>
+        <w:ind w:left="2946" w:hanging="360"/>
+      </w:pPr>
+    </w:lvl>
+    <w:lvl w:ilvl="4" w:tplc="40090019" w:tentative="1">
+      <w:start w:val="1"/>
+      <w:numFmt w:val="lowerLetter"/>
+      <w:lvlText w:val="%5."/>
+      <w:lvlJc w:val="left"/>
+      <w:pPr>
+        <w:ind w:left="3666" w:hanging="360"/>
+      </w:pPr>
+    </w:lvl>
+    <w:lvl w:ilvl="5" w:tplc="4009001B" w:tentative="1">
+      <w:start w:val="1"/>
+      <w:numFmt w:val="lowerRoman"/>
+      <w:lvlText w:val="%6."/>
+      <w:lvlJc w:val="right"/>
+      <w:pPr>
+        <w:ind w:left="4386" w:hanging="180"/>
+      </w:pPr>
+    </w:lvl>
+    <w:lvl w:ilvl="6" w:tplc="4009000F" w:tentative="1">
+      <w:start w:val="1"/>
+      <w:numFmt w:val="decimal"/>
+      <w:lvlText w:val="%7."/>
+      <w:lvlJc w:val="left"/>
+      <w:pPr>
+        <w:ind w:left="5106" w:hanging="360"/>
+      </w:pPr>
+    </w:lvl>
+    <w:lvl w:ilvl="7" w:tplc="40090019" w:tentative="1">
+      <w:start w:val="1"/>
+      <w:numFmt w:val="lowerLetter"/>
+      <w:lvlText w:val="%8."/>
+      <w:lvlJc w:val="left"/>
+      <w:pPr>
+        <w:ind w:left="5826" w:hanging="360"/>
+      </w:pPr>
+    </w:lvl>
+    <w:lvl w:ilvl="8" w:tplc="4009001B" w:tentative="1">
+      <w:start w:val="1"/>
+      <w:numFmt w:val="lowerRoman"/>
+      <w:lvlText w:val="%9."/>
+      <w:lvlJc w:val="right"/>
+      <w:pPr>
+        <w:ind w:left="6546" w:hanging="180"/>
+      </w:pPr>
+    </w:lvl>
+  </w:abstractNum>
+  <w:abstractNum w:abstractNumId="1" w15:restartNumberingAfterBreak="0">
+    <w:nsid w:val="651A57A3"/>
+    <w:multiLevelType w:val="hybridMultilevel"/>
+    <w:tmpl w:val="025864EA"/>
+    <w:lvl w:ilvl="0" w:tplc="A8F0ABA2">
+      <w:start w:val="1"/>
+      <w:numFmt w:val="lowerLetter"/>
+      <w:lvlText w:val="(%1)"/>
+      <w:lvlJc w:val="left"/>
+      <w:pPr>
+        <w:ind w:left="720" w:hanging="360"/>
+      </w:pPr>
+      <w:rPr>
+        <w:rFonts w:hint="default"/>
+      </w:rPr>
+    </w:lvl>
+    <w:lvl w:ilvl="1" w:tplc="40090019" w:tentative="1">
+      <w:start w:val="1"/>
+      <w:numFmt w:val="lowerLetter"/>
+      <w:lvlText w:val="%2."/>
+      <w:lvlJc w:val="left"/>
+      <w:pPr>
+        <w:ind w:left="1440" w:hanging="360"/>
+      </w:pPr>
+    </w:lvl>
+    <w:lvl w:ilvl="2" w:tplc="4009001B" w:tentative="1">
+      <w:start w:val="1"/>
+      <w:numFmt w:val="lowerRoman"/>
+      <w:lvlText w:val="%3."/>
+      <w:lvlJc w:val="right"/>
+      <w:pPr>
+        <w:ind w:left="2160" w:hanging="180"/>
+      </w:pPr>
+    </w:lvl>
+    <w:lvl w:ilvl="3" w:tplc="4009000F" w:tentative="1">
+      <w:start w:val="1"/>
+      <w:numFmt w:val="decimal"/>
+      <w:lvlText w:val="%4."/>
+      <w:lvlJc w:val="left"/>
+      <w:pPr>
+        <w:ind w:left="2880" w:hanging="360"/>
+      </w:pPr>
+    </w:lvl>
+    <w:lvl w:ilvl="4" w:tplc="40090019" w:tentative="1">
+      <w:start w:val="1"/>
+      <w:numFmt w:val="lowerLetter"/>
+      <w:lvlText w:val="%5."/>
+      <w:lvlJc w:val="left"/>
+      <w:pPr>
+        <w:ind w:left="3600" w:hanging="360"/>
+      </w:pPr>
+    </w:lvl>
+    <w:lvl w:ilvl="5" w:tplc="4009001B" w:tentative="1">
+      <w:start w:val="1"/>
+      <w:numFmt w:val="lowerRoman"/>
+      <w:lvlText w:val="%6."/>
+      <w:lvlJc w:val="right"/>
+      <w:pPr>
+        <w:ind w:left="4320" w:hanging="180"/>
+      </w:pPr>
+    </w:lvl>
+    <w:lvl w:ilvl="6" w:tplc="4009000F" w:tentative="1">
+      <w:start w:val="1"/>
+      <w:numFmt w:val="decimal"/>
+      <w:lvlText w:val="%7."/>
+      <w:lvlJc w:val="left"/>
+      <w:pPr>
+        <w:ind w:left="5040" w:hanging="360"/>
+      </w:pPr>
+    </w:lvl>
+    <w:lvl w:ilvl="7" w:tplc="40090019" w:tentative="1">
+      <w:start w:val="1"/>
+      <w:numFmt w:val="lowerLetter"/>
+      <w:lvlText w:val="%8."/>
+      <w:lvlJc w:val="left"/>
+      <w:pPr>
+        <w:ind w:left="5760" w:hanging="360"/>
+      </w:pPr>
+    </w:lvl>
+    <w:lvl w:ilvl="8" w:tplc="4009001B" w:tentative="1">
+      <w:start w:val="1"/>
+      <w:numFmt w:val="lowerRoman"/>
+      <w:lvlText w:val="%9."/>
+      <w:lvlJc w:val="right"/>
+      <w:pPr>
+        <w:ind w:left="6480" w:hanging="180"/>
+      </w:pPr>
+    </w:lvl>
+  </w:abstractNum>
+  <w:abstractNum w:abstractNumId="2" w15:restartNumberingAfterBreak="0">
+    <w:nsid w:val="79574DF9"/>
+    <w:multiLevelType w:val="hybridMultilevel"/>
+    <w:tmpl w:val="170C9E08"/>
+    <w:lvl w:ilvl="0" w:tplc="FFFFFFFF">
+      <w:start w:val="1"/>
+      <w:numFmt w:val="lowerLetter"/>
+      <w:lvlText w:val="(%1)"/>
+      <w:lvlJc w:val="left"/>
+      <w:pPr>
+        <w:ind w:left="720" w:hanging="360"/>
+      </w:pPr>
+      <w:rPr>
+        <w:rFonts w:hint="default"/>
+      </w:rPr>
+    </w:lvl>
+    <w:lvl w:ilvl="1" w:tplc="FFFFFFFF">
+      <w:start w:val="1"/>
+      <w:numFmt w:val="lowerLetter"/>
+      <w:lvlText w:val="%2."/>
+      <w:lvlJc w:val="left"/>
+      <w:pPr>
+        <w:ind w:left="1440" w:hanging="360"/>
+      </w:pPr>
+    </w:lvl>
+    <w:lvl w:ilvl="2" w:tplc="FFFFFFFF">
+      <w:start w:val="1"/>
+      <w:numFmt w:val="lowerRoman"/>
+      <w:lvlText w:val="%3."/>
+      <w:lvlJc w:val="right"/>
+      <w:pPr>
+        <w:ind w:left="2160" w:hanging="180"/>
+      </w:pPr>
+    </w:lvl>
+    <w:lvl w:ilvl="3" w:tplc="FFFFFFFF">
+      <w:start w:val="1"/>
+      <w:numFmt w:val="decimal"/>
+      <w:lvlText w:val="%4."/>
+      <w:lvlJc w:val="left"/>
+      <w:pPr>
+        <w:ind w:left="2880" w:hanging="360"/>
+      </w:pPr>
+    </w:lvl>
+    <w:lvl w:ilvl="4" w:tplc="FFFFFFFF">
+      <w:start w:val="1"/>
+      <w:numFmt w:val="lowerLetter"/>
+      <w:lvlText w:val="%5."/>
+      <w:lvlJc w:val="left"/>
+      <w:pPr>
+        <w:ind w:left="3600" w:hanging="360"/>
+      </w:pPr>
+    </w:lvl>
+    <w:lvl w:ilvl="5" w:tplc="FFFFFFFF" w:tentative="1">
+      <w:start w:val="1"/>
+      <w:numFmt w:val="lowerRoman"/>
+      <w:lvlText w:val="%6."/>
+      <w:lvlJc w:val="right"/>
+      <w:pPr>
+        <w:ind w:left="4320" w:hanging="180"/>
+      </w:pPr>
+    </w:lvl>
+    <w:lvl w:ilvl="6" w:tplc="FFFFFFFF" w:tentative="1">
+      <w:start w:val="1"/>
+      <w:numFmt w:val="decimal"/>
+      <w:lvlText w:val="%7."/>
+      <w:lvlJc w:val="left"/>
+      <w:pPr>
+        <w:ind w:left="5040" w:hanging="360"/>
+      </w:pPr>
+    </w:lvl>
+    <w:lvl w:ilvl="7" w:tplc="FFFFFFFF" w:tentative="1">
+      <w:start w:val="1"/>
+      <w:numFmt w:val="lowerLetter"/>
+      <w:lvlText w:val="%8."/>
+      <w:lvlJc w:val="left"/>
+      <w:pPr>
+        <w:ind w:left="5760" w:hanging="360"/>
+      </w:pPr>
+    </w:lvl>
+    <w:lvl w:ilvl="8" w:tplc="FFFFFFFF" w:tentative="1">
+      <w:start w:val="1"/>
+      <w:numFmt w:val="lowerRoman"/>
+      <w:lvlText w:val="%9."/>
+      <w:lvlJc w:val="right"/>
+      <w:pPr>
+        <w:ind w:left="6480" w:hanging="180"/>
+      </w:pPr>
+    </w:lvl>
+  </w:abstractNum>
+  <w:num w:numId="1" w16cid:durableId="892623596">
+    <w:abstractNumId w:val="0"/>
+  </w:num>
+  <w:num w:numId="2" w16cid:durableId="230315341">
+    <w:abstractNumId w:val="2"/>
+  </w:num>
+  <w:num w:numId="3" w16cid:durableId="1841120386">
+    <w:abstractNumId w:val="1"/>
+  </w:num>
+</w:numbering>
 </file>
 
 <file path=word/styles.xml><?xml version="1.0" encoding="utf-8"?>
@@ -2531,6 +5009,25 @@
     <w:uiPriority w:val="99"/>
     <w:rsid w:val="005E717E"/>
   </w:style>
+  <w:style w:type="paragraph" w:styleId="Caption">
+    <w:name w:val="caption"/>
+    <w:basedOn w:val="Normal"/>
+    <w:next w:val="Normal"/>
+    <w:uiPriority w:val="35"/>
+    <w:unhideWhenUsed/>
+    <w:qFormat/>
+    <w:rsid w:val="00C14B9E"/>
+    <w:pPr>
+      <w:spacing w:after="200" w:line="240" w:lineRule="auto"/>
+    </w:pPr>
+    <w:rPr>
+      <w:i/>
+      <w:iCs/>
+      <w:color w:val="44546A" w:themeColor="text2"/>
+      <w:sz w:val="18"/>
+      <w:szCs w:val="18"/>
+    </w:rPr>
+  </w:style>
 </w:styles>
 </file>
 
